--- a/Reliable Rocket Engines.docx
+++ b/Reliable Rocket Engines.docx
@@ -86,13 +86,7 @@
         <w:rPr>
           <w:rFonts w:ascii="Arial" w:hAnsi="Arial" w:cs="Arial"/>
         </w:rPr>
-        <w:t>Does gas leaks in a vacuum State?</w:t>
-      </w:r>
-      <w:r>
-        <w:rPr>
-          <w:rFonts w:ascii="Arial" w:hAnsi="Arial" w:cs="Arial"/>
-        </w:rPr>
-        <w:t>”</w:t>
+        <w:t>Does gas leaks in a vacuum State?”</w:t>
       </w:r>
       <w:r>
         <w:rPr>
@@ -239,25 +233,7 @@
           <w:b w:val="0"/>
           <w:bCs w:val="0"/>
         </w:rPr>
-        <w:t xml:space="preserve"> (≈101 kPa) pressure pushing inward. A Coke can collapses because its thin </w:t>
-      </w:r>
-      <w:r>
-        <w:rPr>
-          <w:rStyle w:val="Strong"/>
-          <w:rFonts w:ascii="Arial" w:hAnsi="Arial" w:cs="Arial"/>
-          <w:b w:val="0"/>
-          <w:bCs w:val="0"/>
-        </w:rPr>
-        <w:t>aluminium</w:t>
-      </w:r>
-      <w:r>
-        <w:rPr>
-          <w:rStyle w:val="Strong"/>
-          <w:rFonts w:ascii="Arial" w:hAnsi="Arial" w:cs="Arial"/>
-          <w:b w:val="0"/>
-          <w:bCs w:val="0"/>
-        </w:rPr>
-        <w:t xml:space="preserve"> walls cannot.</w:t>
+        <w:t xml:space="preserve"> (≈101 kPa) pressure pushing inward. A Coke can collapses because its thin aluminium walls cannot.</w:t>
       </w:r>
     </w:p>
     <w:p>
@@ -583,14 +559,7 @@
           <w:rStyle w:val="Strong"/>
           <w:rFonts w:ascii="Arial" w:hAnsi="Arial" w:cs="Arial"/>
         </w:rPr>
-        <w:t xml:space="preserve">very thin </w:t>
-      </w:r>
-      <w:r>
-        <w:rPr>
-          <w:rStyle w:val="Strong"/>
-          <w:rFonts w:ascii="Arial" w:hAnsi="Arial" w:cs="Arial"/>
-        </w:rPr>
-        <w:t>aluminium</w:t>
+        <w:t>very thin aluminium</w:t>
       </w:r>
       <w:r>
         <w:rPr>
@@ -741,19 +710,7 @@
         <w:rPr>
           <w:rFonts w:ascii="Arial" w:hAnsi="Arial" w:cs="Arial"/>
         </w:rPr>
-        <w:t xml:space="preserve">A metal box (steel, thick </w:t>
-      </w:r>
-      <w:r>
-        <w:rPr>
-          <w:rFonts w:ascii="Arial" w:hAnsi="Arial" w:cs="Arial"/>
-        </w:rPr>
-        <w:t>aluminium</w:t>
-      </w:r>
-      <w:r>
-        <w:rPr>
-          <w:rFonts w:ascii="Arial" w:hAnsi="Arial" w:cs="Arial"/>
-        </w:rPr>
-        <w:t>, stainless steel) has:</w:t>
+        <w:t>A metal box (steel, thick aluminium, stainless steel) has:</w:t>
       </w:r>
     </w:p>
     <w:p>
@@ -1303,15 +1260,47 @@
           <w:kern w:val="0"/>
           <w14:ligatures w14:val="none"/>
         </w:rPr>
-        <w:t xml:space="preserve">fuel tanks and cooling or heating chambers. All you need is, as said extract all the air from the cylinder. </w:t>
-      </w:r>
-      <w:r>
-        <w:rPr>
-          <w:rFonts w:ascii="Arial" w:eastAsia="Times New Roman" w:hAnsi="Arial" w:cs="Arial"/>
-          <w:kern w:val="0"/>
-          <w14:ligatures w14:val="none"/>
-        </w:rPr>
-        <w:t xml:space="preserve">Another advantage is weight, extracting air inside the cylinder causes the weight to decrease, so as to save fuel when launching. </w:t>
+        <w:t xml:space="preserve">fuel tanks and cooling or heating chambers. All you need is, as said extract all the air from the </w:t>
+      </w:r>
+      <w:r>
+        <w:rPr>
+          <w:rFonts w:ascii="Arial" w:eastAsia="Times New Roman" w:hAnsi="Arial" w:cs="Arial"/>
+          <w:kern w:val="0"/>
+          <w14:ligatures w14:val="none"/>
+        </w:rPr>
+        <w:t xml:space="preserve">outside rocket </w:t>
+      </w:r>
+      <w:r>
+        <w:rPr>
+          <w:rFonts w:ascii="Arial" w:eastAsia="Times New Roman" w:hAnsi="Arial" w:cs="Arial"/>
+          <w:kern w:val="0"/>
+          <w14:ligatures w14:val="none"/>
+        </w:rPr>
+        <w:t xml:space="preserve">cylinder. </w:t>
+      </w:r>
+      <w:r>
+        <w:rPr>
+          <w:rFonts w:ascii="Arial" w:eastAsia="Times New Roman" w:hAnsi="Arial" w:cs="Arial"/>
+          <w:kern w:val="0"/>
+          <w14:ligatures w14:val="none"/>
+        </w:rPr>
+        <w:t>Another advantage is weight, extracting air inside the cylinder causes the weight to decrease</w:t>
+      </w:r>
+      <w:r>
+        <w:rPr>
+          <w:rFonts w:ascii="Arial" w:eastAsia="Times New Roman" w:hAnsi="Arial" w:cs="Arial"/>
+          <w:kern w:val="0"/>
+          <w14:ligatures w14:val="none"/>
+        </w:rPr>
+        <w:t xml:space="preserve"> (by estimating almost 30%)</w:t>
+      </w:r>
+      <w:r>
+        <w:rPr>
+          <w:rFonts w:ascii="Arial" w:eastAsia="Times New Roman" w:hAnsi="Arial" w:cs="Arial"/>
+          <w:kern w:val="0"/>
+          <w14:ligatures w14:val="none"/>
+        </w:rPr>
+        <w:t xml:space="preserve">, so as to save fuel when launching. </w:t>
       </w:r>
       <w:r>
         <w:rPr>

--- a/Reliable Rocket Engines.docx
+++ b/Reliable Rocket Engines.docx
@@ -73,14 +73,7 @@
           <w:rFonts w:ascii="Arial" w:hAnsi="Arial" w:cs="Arial"/>
           <w:lang w:val="en-US"/>
         </w:rPr>
-        <w:t xml:space="preserve">Base on the article I wrote </w:t>
-      </w:r>
-      <w:r>
-        <w:rPr>
-          <w:rFonts w:ascii="Arial" w:hAnsi="Arial" w:cs="Arial"/>
-          <w:lang w:val="en-US"/>
-        </w:rPr>
-        <w:t>“</w:t>
+        <w:t>Base on the article I wrote “</w:t>
       </w:r>
       <w:r>
         <w:rPr>
@@ -538,7 +531,27 @@
           <w:szCs w:val="28"/>
         </w:rPr>
         <w:lastRenderedPageBreak/>
-        <w:t>Why a Coke can collapses</w:t>
+        <w:t>Why a</w:t>
+      </w:r>
+      <w:r>
+        <w:rPr>
+          <w:rFonts w:ascii="Arial" w:hAnsi="Arial" w:cs="Arial"/>
+          <w:b/>
+          <w:bCs/>
+          <w:sz w:val="28"/>
+          <w:szCs w:val="28"/>
+        </w:rPr>
+        <w:t xml:space="preserve"> can of coke</w:t>
+      </w:r>
+      <w:r>
+        <w:rPr>
+          <w:rFonts w:ascii="Arial" w:hAnsi="Arial" w:cs="Arial"/>
+          <w:b/>
+          <w:bCs/>
+          <w:sz w:val="28"/>
+          <w:szCs w:val="28"/>
+        </w:rPr>
+        <w:t xml:space="preserve"> collapses</w:t>
       </w:r>
     </w:p>
     <w:p>
@@ -1188,7 +1201,23 @@
           <w:kern w:val="0"/>
           <w14:ligatures w14:val="none"/>
         </w:rPr>
-        <w:t xml:space="preserve"> exploded. What if, the engine and the fuel tank are </w:t>
+        <w:t xml:space="preserve"> exploded</w:t>
+      </w:r>
+      <w:r>
+        <w:rPr>
+          <w:rFonts w:ascii="Arial" w:eastAsia="Times New Roman" w:hAnsi="Arial" w:cs="Arial"/>
+          <w:kern w:val="0"/>
+          <w14:ligatures w14:val="none"/>
+        </w:rPr>
+        <w:t>?</w:t>
+      </w:r>
+      <w:r>
+        <w:rPr>
+          <w:rFonts w:ascii="Arial" w:eastAsia="Times New Roman" w:hAnsi="Arial" w:cs="Arial"/>
+          <w:kern w:val="0"/>
+          <w14:ligatures w14:val="none"/>
+        </w:rPr>
+        <w:t xml:space="preserve"> What if, the engine and the fuel tank are </w:t>
       </w:r>
       <w:r>
         <w:rPr>
@@ -1268,7 +1297,7 @@
           <w:kern w:val="0"/>
           <w14:ligatures w14:val="none"/>
         </w:rPr>
-        <w:t xml:space="preserve">outside rocket </w:t>
+        <w:t xml:space="preserve">rocket </w:t>
       </w:r>
       <w:r>
         <w:rPr>
@@ -1310,6 +1339,2039 @@
         </w:rPr>
         <w:t xml:space="preserve"> </w:t>
       </w:r>
+    </w:p>
+    <w:p>
+      <w:pPr>
+        <w:spacing w:before="100" w:beforeAutospacing="1" w:after="100" w:afterAutospacing="1" w:line="240" w:lineRule="auto"/>
+        <w:jc w:val="both"/>
+        <w:rPr>
+          <w:rFonts w:ascii="Arial" w:eastAsia="Times New Roman" w:hAnsi="Arial" w:cs="Arial"/>
+          <w:kern w:val="0"/>
+          <w14:ligatures w14:val="none"/>
+        </w:rPr>
+      </w:pPr>
+    </w:p>
+    <w:p>
+      <w:pPr>
+        <w:spacing w:before="100" w:beforeAutospacing="1" w:after="100" w:afterAutospacing="1" w:line="240" w:lineRule="auto"/>
+        <w:jc w:val="both"/>
+        <w:rPr>
+          <w:rFonts w:ascii="Arial" w:hAnsi="Arial" w:cs="Arial"/>
+        </w:rPr>
+      </w:pPr>
+      <w:r>
+        <w:rPr>
+          <w:rFonts w:ascii="Arial" w:hAnsi="Arial" w:cs="Arial"/>
+        </w:rPr>
+        <w:t>C</w:t>
+      </w:r>
+      <w:r>
+        <w:rPr>
+          <w:rFonts w:ascii="Arial" w:hAnsi="Arial" w:cs="Arial"/>
+        </w:rPr>
+        <w:t>opilot, I want you to recall the previous conversation about explosion in space. If ISS has gas leakage, whatever reason there is a fire, will the whole ISS explode. Also, if it is a spacecraft if the engine has gas leakage, will the spacecraft explode?</w:t>
+      </w:r>
+    </w:p>
+    <w:p>
+      <w:pPr>
+        <w:spacing w:before="100" w:beforeAutospacing="1" w:after="100" w:afterAutospacing="1" w:line="240" w:lineRule="auto"/>
+        <w:jc w:val="both"/>
+        <w:rPr>
+          <w:rFonts w:ascii="Arial" w:hAnsi="Arial" w:cs="Arial"/>
+        </w:rPr>
+      </w:pPr>
+      <w:r>
+        <w:rPr>
+          <w:rFonts w:ascii="Arial" w:hAnsi="Arial" w:cs="Arial"/>
+        </w:rPr>
+        <w:t xml:space="preserve">Even if the ISS has a gas leak </w:t>
+      </w:r>
+      <w:r>
+        <w:rPr>
+          <w:rStyle w:val="Emphasis"/>
+          <w:rFonts w:ascii="Arial" w:hAnsi="Arial" w:cs="Arial"/>
+        </w:rPr>
+        <w:t>and</w:t>
+      </w:r>
+      <w:r>
+        <w:rPr>
+          <w:rFonts w:ascii="Arial" w:hAnsi="Arial" w:cs="Arial"/>
+        </w:rPr>
+        <w:t xml:space="preserve"> a fire at the same time, the </w:t>
+      </w:r>
+      <w:r>
+        <w:rPr>
+          <w:rStyle w:val="Strong"/>
+          <w:rFonts w:ascii="Arial" w:hAnsi="Arial" w:cs="Arial"/>
+        </w:rPr>
+        <w:t>whole ISS will not explode</w:t>
+      </w:r>
+      <w:r>
+        <w:rPr>
+          <w:rFonts w:ascii="Arial" w:hAnsi="Arial" w:cs="Arial"/>
+        </w:rPr>
+        <w:t xml:space="preserve">. A spacecraft with an engine gas leak also </w:t>
+      </w:r>
+      <w:r>
+        <w:rPr>
+          <w:rStyle w:val="Strong"/>
+          <w:rFonts w:ascii="Arial" w:hAnsi="Arial" w:cs="Arial"/>
+        </w:rPr>
+        <w:t>does not explode</w:t>
+      </w:r>
+      <w:r>
+        <w:rPr>
+          <w:rFonts w:ascii="Arial" w:hAnsi="Arial" w:cs="Arial"/>
+        </w:rPr>
+        <w:t xml:space="preserve"> in the Hollywood sense — but </w:t>
+      </w:r>
+      <w:r>
+        <w:rPr>
+          <w:rStyle w:val="Strong"/>
+          <w:rFonts w:ascii="Arial" w:hAnsi="Arial" w:cs="Arial"/>
+        </w:rPr>
+        <w:t>localized ruptures</w:t>
+      </w:r>
+      <w:r>
+        <w:rPr>
+          <w:rFonts w:ascii="Arial" w:hAnsi="Arial" w:cs="Arial"/>
+        </w:rPr>
+        <w:t xml:space="preserve"> of pressurized tanks </w:t>
+      </w:r>
+      <w:r>
+        <w:rPr>
+          <w:rStyle w:val="Emphasis"/>
+          <w:rFonts w:ascii="Arial" w:hAnsi="Arial" w:cs="Arial"/>
+        </w:rPr>
+        <w:t>can</w:t>
+      </w:r>
+      <w:r>
+        <w:rPr>
+          <w:rFonts w:ascii="Arial" w:hAnsi="Arial" w:cs="Arial"/>
+        </w:rPr>
+        <w:t xml:space="preserve"> occur.</w:t>
+      </w:r>
+    </w:p>
+    <w:p>
+      <w:pPr>
+        <w:rPr>
+          <w:rFonts w:ascii="Arial" w:hAnsi="Arial" w:cs="Arial"/>
+        </w:rPr>
+      </w:pPr>
+      <w:r>
+        <w:rPr>
+          <w:rFonts w:ascii="Arial" w:hAnsi="Arial" w:cs="Arial"/>
+        </w:rPr>
+        <w:br w:type="page"/>
+      </w:r>
+    </w:p>
+    <w:p>
+      <w:pPr>
+        <w:spacing w:before="100" w:beforeAutospacing="1" w:after="100" w:afterAutospacing="1" w:line="240" w:lineRule="auto"/>
+        <w:outlineLvl w:val="1"/>
+        <w:rPr>
+          <w:rFonts w:ascii="Arial" w:eastAsia="Times New Roman" w:hAnsi="Arial" w:cs="Arial"/>
+          <w:b/>
+          <w:bCs/>
+          <w:kern w:val="0"/>
+          <w:sz w:val="28"/>
+          <w:szCs w:val="28"/>
+          <w14:ligatures w14:val="none"/>
+        </w:rPr>
+      </w:pPr>
+      <w:r>
+        <w:rPr>
+          <w:rFonts w:ascii="Arial" w:eastAsia="Times New Roman" w:hAnsi="Arial" w:cs="Arial"/>
+          <w:b/>
+          <w:bCs/>
+          <w:kern w:val="0"/>
+          <w:sz w:val="28"/>
+          <w:szCs w:val="28"/>
+          <w14:ligatures w14:val="none"/>
+        </w:rPr>
+        <w:lastRenderedPageBreak/>
+        <w:t>Why the ISS cannot “explode” even with fire + gas leak</w:t>
+      </w:r>
+    </w:p>
+    <w:p>
+      <w:pPr>
+        <w:spacing w:before="100" w:beforeAutospacing="1" w:after="100" w:afterAutospacing="1" w:line="240" w:lineRule="auto"/>
+        <w:outlineLvl w:val="2"/>
+        <w:rPr>
+          <w:rFonts w:ascii="Arial" w:eastAsia="Times New Roman" w:hAnsi="Arial" w:cs="Arial"/>
+          <w:b/>
+          <w:bCs/>
+          <w:kern w:val="0"/>
+          <w:sz w:val="27"/>
+          <w:szCs w:val="27"/>
+          <w14:ligatures w14:val="none"/>
+        </w:rPr>
+      </w:pPr>
+      <w:r>
+        <w:rPr>
+          <w:rFonts w:ascii="Arial" w:eastAsia="Times New Roman" w:hAnsi="Arial" w:cs="Arial"/>
+          <w:b/>
+          <w:bCs/>
+          <w:kern w:val="0"/>
+          <w:sz w:val="27"/>
+          <w:szCs w:val="27"/>
+          <w14:ligatures w14:val="none"/>
+        </w:rPr>
+        <w:t>1. Fire needs oxygen — vacuum outside prevents fireball explosions</w:t>
+      </w:r>
+    </w:p>
+    <w:p>
+      <w:pPr>
+        <w:spacing w:before="100" w:beforeAutospacing="1" w:after="100" w:afterAutospacing="1" w:line="240" w:lineRule="auto"/>
+        <w:rPr>
+          <w:rFonts w:ascii="Arial" w:eastAsia="Times New Roman" w:hAnsi="Arial" w:cs="Arial"/>
+          <w:kern w:val="0"/>
+          <w14:ligatures w14:val="none"/>
+        </w:rPr>
+      </w:pPr>
+      <w:r>
+        <w:rPr>
+          <w:rFonts w:ascii="Arial" w:eastAsia="Times New Roman" w:hAnsi="Arial" w:cs="Arial"/>
+          <w:kern w:val="0"/>
+          <w14:ligatures w14:val="none"/>
+        </w:rPr>
+        <w:t>A classic explosion (big fireball, shockwave) requires:</w:t>
+      </w:r>
+    </w:p>
+    <w:p>
+      <w:pPr>
+        <w:numPr>
+          <w:ilvl w:val="0"/>
+          <w:numId w:val="6"/>
+        </w:numPr>
+        <w:spacing w:before="100" w:beforeAutospacing="1" w:after="100" w:afterAutospacing="1" w:line="240" w:lineRule="auto"/>
+        <w:rPr>
+          <w:rFonts w:ascii="Arial" w:eastAsia="Times New Roman" w:hAnsi="Arial" w:cs="Arial"/>
+          <w:kern w:val="0"/>
+          <w14:ligatures w14:val="none"/>
+        </w:rPr>
+      </w:pPr>
+      <w:r>
+        <w:rPr>
+          <w:rFonts w:ascii="Arial" w:eastAsia="Times New Roman" w:hAnsi="Arial" w:cs="Arial"/>
+          <w:kern w:val="0"/>
+          <w14:ligatures w14:val="none"/>
+        </w:rPr>
+        <w:t>fuel</w:t>
+      </w:r>
+    </w:p>
+    <w:p>
+      <w:pPr>
+        <w:numPr>
+          <w:ilvl w:val="0"/>
+          <w:numId w:val="6"/>
+        </w:numPr>
+        <w:spacing w:before="100" w:beforeAutospacing="1" w:after="100" w:afterAutospacing="1" w:line="240" w:lineRule="auto"/>
+        <w:rPr>
+          <w:rFonts w:ascii="Arial" w:eastAsia="Times New Roman" w:hAnsi="Arial" w:cs="Arial"/>
+          <w:kern w:val="0"/>
+          <w14:ligatures w14:val="none"/>
+        </w:rPr>
+      </w:pPr>
+      <w:r>
+        <w:rPr>
+          <w:rFonts w:ascii="Arial" w:eastAsia="Times New Roman" w:hAnsi="Arial" w:cs="Arial"/>
+          <w:kern w:val="0"/>
+          <w14:ligatures w14:val="none"/>
+        </w:rPr>
+        <w:t>oxygen</w:t>
+      </w:r>
+    </w:p>
+    <w:p>
+      <w:pPr>
+        <w:numPr>
+          <w:ilvl w:val="0"/>
+          <w:numId w:val="6"/>
+        </w:numPr>
+        <w:spacing w:before="100" w:beforeAutospacing="1" w:after="100" w:afterAutospacing="1" w:line="240" w:lineRule="auto"/>
+        <w:rPr>
+          <w:rFonts w:ascii="Arial" w:eastAsia="Times New Roman" w:hAnsi="Arial" w:cs="Arial"/>
+          <w:kern w:val="0"/>
+          <w14:ligatures w14:val="none"/>
+        </w:rPr>
+      </w:pPr>
+      <w:r>
+        <w:rPr>
+          <w:rFonts w:ascii="Arial" w:eastAsia="Times New Roman" w:hAnsi="Arial" w:cs="Arial"/>
+          <w:kern w:val="0"/>
+          <w14:ligatures w14:val="none"/>
+        </w:rPr>
+        <w:t>confinement</w:t>
+      </w:r>
+    </w:p>
+    <w:p>
+      <w:pPr>
+        <w:spacing w:before="100" w:beforeAutospacing="1" w:after="100" w:afterAutospacing="1" w:line="240" w:lineRule="auto"/>
+        <w:rPr>
+          <w:rFonts w:ascii="Arial" w:eastAsia="Times New Roman" w:hAnsi="Arial" w:cs="Arial"/>
+          <w:kern w:val="0"/>
+          <w14:ligatures w14:val="none"/>
+        </w:rPr>
+      </w:pPr>
+      <w:r>
+        <w:rPr>
+          <w:rFonts w:ascii="Arial" w:eastAsia="Times New Roman" w:hAnsi="Arial" w:cs="Arial"/>
+          <w:kern w:val="0"/>
+          <w14:ligatures w14:val="none"/>
+        </w:rPr>
+        <w:t xml:space="preserve">Outside the ISS is </w:t>
+      </w:r>
+      <w:r>
+        <w:rPr>
+          <w:rFonts w:ascii="Arial" w:eastAsia="Times New Roman" w:hAnsi="Arial" w:cs="Arial"/>
+          <w:b/>
+          <w:bCs/>
+          <w:kern w:val="0"/>
+          <w14:ligatures w14:val="none"/>
+        </w:rPr>
+        <w:t>vacuum</w:t>
+      </w:r>
+      <w:r>
+        <w:rPr>
+          <w:rFonts w:ascii="Arial" w:eastAsia="Times New Roman" w:hAnsi="Arial" w:cs="Arial"/>
+          <w:kern w:val="0"/>
+          <w14:ligatures w14:val="none"/>
+        </w:rPr>
+        <w:t>, so:</w:t>
+      </w:r>
+    </w:p>
+    <w:p>
+      <w:pPr>
+        <w:numPr>
+          <w:ilvl w:val="0"/>
+          <w:numId w:val="7"/>
+        </w:numPr>
+        <w:spacing w:before="100" w:beforeAutospacing="1" w:after="100" w:afterAutospacing="1" w:line="240" w:lineRule="auto"/>
+        <w:rPr>
+          <w:rFonts w:ascii="Arial" w:eastAsia="Times New Roman" w:hAnsi="Arial" w:cs="Arial"/>
+          <w:kern w:val="0"/>
+          <w14:ligatures w14:val="none"/>
+        </w:rPr>
+      </w:pPr>
+      <w:r>
+        <w:rPr>
+          <w:rFonts w:ascii="Arial" w:eastAsia="Times New Roman" w:hAnsi="Arial" w:cs="Arial"/>
+          <w:kern w:val="0"/>
+          <w14:ligatures w14:val="none"/>
+        </w:rPr>
+        <w:t>no oxygen → no fireball</w:t>
+      </w:r>
+    </w:p>
+    <w:p>
+      <w:pPr>
+        <w:numPr>
+          <w:ilvl w:val="0"/>
+          <w:numId w:val="7"/>
+        </w:numPr>
+        <w:spacing w:before="100" w:beforeAutospacing="1" w:after="100" w:afterAutospacing="1" w:line="240" w:lineRule="auto"/>
+        <w:rPr>
+          <w:rFonts w:ascii="Arial" w:eastAsia="Times New Roman" w:hAnsi="Arial" w:cs="Arial"/>
+          <w:kern w:val="0"/>
+          <w14:ligatures w14:val="none"/>
+        </w:rPr>
+      </w:pPr>
+      <w:r>
+        <w:rPr>
+          <w:rFonts w:ascii="Arial" w:eastAsia="Times New Roman" w:hAnsi="Arial" w:cs="Arial"/>
+          <w:kern w:val="0"/>
+          <w14:ligatures w14:val="none"/>
+        </w:rPr>
+        <w:t>no air → no shockwave</w:t>
+      </w:r>
+    </w:p>
+    <w:p>
+      <w:pPr>
+        <w:spacing w:before="100" w:beforeAutospacing="1" w:after="100" w:afterAutospacing="1" w:line="240" w:lineRule="auto"/>
+        <w:rPr>
+          <w:rFonts w:ascii="Arial" w:eastAsia="Times New Roman" w:hAnsi="Arial" w:cs="Arial"/>
+          <w:kern w:val="0"/>
+          <w14:ligatures w14:val="none"/>
+        </w:rPr>
+      </w:pPr>
+      <w:r>
+        <w:rPr>
+          <w:rFonts w:ascii="Arial" w:eastAsia="Times New Roman" w:hAnsi="Arial" w:cs="Arial"/>
+          <w:kern w:val="0"/>
+          <w14:ligatures w14:val="none"/>
+        </w:rPr>
+        <w:t xml:space="preserve">Even if a fire occurs </w:t>
+      </w:r>
+      <w:r>
+        <w:rPr>
+          <w:rFonts w:ascii="Arial" w:eastAsia="Times New Roman" w:hAnsi="Arial" w:cs="Arial"/>
+          <w:i/>
+          <w:iCs/>
+          <w:kern w:val="0"/>
+          <w14:ligatures w14:val="none"/>
+        </w:rPr>
+        <w:t>inside</w:t>
+      </w:r>
+      <w:r>
+        <w:rPr>
+          <w:rFonts w:ascii="Arial" w:eastAsia="Times New Roman" w:hAnsi="Arial" w:cs="Arial"/>
+          <w:kern w:val="0"/>
+          <w14:ligatures w14:val="none"/>
+        </w:rPr>
+        <w:t xml:space="preserve"> the ISS, it cannot propagate outside the hull.</w:t>
+      </w:r>
+    </w:p>
+    <w:p>
+      <w:pPr>
+        <w:spacing w:before="100" w:beforeAutospacing="1" w:after="100" w:afterAutospacing="1" w:line="240" w:lineRule="auto"/>
+        <w:outlineLvl w:val="2"/>
+        <w:rPr>
+          <w:rFonts w:ascii="Arial" w:eastAsia="Times New Roman" w:hAnsi="Arial" w:cs="Arial"/>
+          <w:b/>
+          <w:bCs/>
+          <w:kern w:val="0"/>
+          <w:sz w:val="27"/>
+          <w:szCs w:val="27"/>
+          <w14:ligatures w14:val="none"/>
+        </w:rPr>
+      </w:pPr>
+      <w:r>
+        <w:rPr>
+          <w:rFonts w:ascii="Arial" w:eastAsia="Times New Roman" w:hAnsi="Arial" w:cs="Arial"/>
+          <w:b/>
+          <w:bCs/>
+          <w:kern w:val="0"/>
+          <w:sz w:val="27"/>
+          <w:szCs w:val="27"/>
+          <w14:ligatures w14:val="none"/>
+        </w:rPr>
+        <w:t>2. Gas leaks cause depressurization, not explosions</w:t>
+      </w:r>
+    </w:p>
+    <w:p>
+      <w:pPr>
+        <w:spacing w:before="100" w:beforeAutospacing="1" w:after="100" w:afterAutospacing="1" w:line="240" w:lineRule="auto"/>
+        <w:rPr>
+          <w:rFonts w:ascii="Arial" w:eastAsia="Times New Roman" w:hAnsi="Arial" w:cs="Arial"/>
+          <w:kern w:val="0"/>
+          <w14:ligatures w14:val="none"/>
+        </w:rPr>
+      </w:pPr>
+      <w:r>
+        <w:rPr>
+          <w:rFonts w:ascii="Arial" w:eastAsia="Times New Roman" w:hAnsi="Arial" w:cs="Arial"/>
+          <w:kern w:val="0"/>
+          <w14:ligatures w14:val="none"/>
+        </w:rPr>
+        <w:t xml:space="preserve">ISS leaks (like the </w:t>
+      </w:r>
+      <w:proofErr w:type="spellStart"/>
+      <w:r>
+        <w:rPr>
+          <w:rFonts w:ascii="Arial" w:eastAsia="Times New Roman" w:hAnsi="Arial" w:cs="Arial"/>
+          <w:kern w:val="0"/>
+          <w14:ligatures w14:val="none"/>
+        </w:rPr>
+        <w:t>PrK</w:t>
+      </w:r>
+      <w:proofErr w:type="spellEnd"/>
+      <w:r>
+        <w:rPr>
+          <w:rFonts w:ascii="Arial" w:eastAsia="Times New Roman" w:hAnsi="Arial" w:cs="Arial"/>
+          <w:kern w:val="0"/>
+          <w14:ligatures w14:val="none"/>
+        </w:rPr>
+        <w:t xml:space="preserve"> module cracks) cause </w:t>
+      </w:r>
+      <w:r>
+        <w:rPr>
+          <w:rFonts w:ascii="Arial" w:eastAsia="Times New Roman" w:hAnsi="Arial" w:cs="Arial"/>
+          <w:b/>
+          <w:bCs/>
+          <w:kern w:val="0"/>
+          <w14:ligatures w14:val="none"/>
+        </w:rPr>
+        <w:t>air to escape into vacuum</w:t>
+      </w:r>
+      <w:r>
+        <w:rPr>
+          <w:rFonts w:ascii="Arial" w:eastAsia="Times New Roman" w:hAnsi="Arial" w:cs="Arial"/>
+          <w:kern w:val="0"/>
+          <w14:ligatures w14:val="none"/>
+        </w:rPr>
+        <w:t>, leading to:</w:t>
+      </w:r>
+    </w:p>
+    <w:p>
+      <w:pPr>
+        <w:numPr>
+          <w:ilvl w:val="0"/>
+          <w:numId w:val="8"/>
+        </w:numPr>
+        <w:spacing w:before="100" w:beforeAutospacing="1" w:after="100" w:afterAutospacing="1" w:line="240" w:lineRule="auto"/>
+        <w:rPr>
+          <w:rFonts w:ascii="Arial" w:eastAsia="Times New Roman" w:hAnsi="Arial" w:cs="Arial"/>
+          <w:kern w:val="0"/>
+          <w14:ligatures w14:val="none"/>
+        </w:rPr>
+      </w:pPr>
+      <w:r>
+        <w:rPr>
+          <w:rFonts w:ascii="Arial" w:eastAsia="Times New Roman" w:hAnsi="Arial" w:cs="Arial"/>
+          <w:kern w:val="0"/>
+          <w14:ligatures w14:val="none"/>
+        </w:rPr>
+        <w:t>rapid pressure drop</w:t>
+      </w:r>
+    </w:p>
+    <w:p>
+      <w:pPr>
+        <w:numPr>
+          <w:ilvl w:val="0"/>
+          <w:numId w:val="8"/>
+        </w:numPr>
+        <w:spacing w:before="100" w:beforeAutospacing="1" w:after="100" w:afterAutospacing="1" w:line="240" w:lineRule="auto"/>
+        <w:rPr>
+          <w:rFonts w:ascii="Arial" w:eastAsia="Times New Roman" w:hAnsi="Arial" w:cs="Arial"/>
+          <w:kern w:val="0"/>
+          <w14:ligatures w14:val="none"/>
+        </w:rPr>
+      </w:pPr>
+      <w:r>
+        <w:rPr>
+          <w:rFonts w:ascii="Arial" w:eastAsia="Times New Roman" w:hAnsi="Arial" w:cs="Arial"/>
+          <w:kern w:val="0"/>
+          <w14:ligatures w14:val="none"/>
+        </w:rPr>
+        <w:t>strong airflow toward the leak</w:t>
+      </w:r>
+    </w:p>
+    <w:p>
+      <w:pPr>
+        <w:numPr>
+          <w:ilvl w:val="0"/>
+          <w:numId w:val="8"/>
+        </w:numPr>
+        <w:spacing w:before="100" w:beforeAutospacing="1" w:after="100" w:afterAutospacing="1" w:line="240" w:lineRule="auto"/>
+        <w:rPr>
+          <w:rFonts w:ascii="Arial" w:eastAsia="Times New Roman" w:hAnsi="Arial" w:cs="Arial"/>
+          <w:kern w:val="0"/>
+          <w14:ligatures w14:val="none"/>
+        </w:rPr>
+      </w:pPr>
+      <w:r>
+        <w:rPr>
+          <w:rFonts w:ascii="Arial" w:eastAsia="Times New Roman" w:hAnsi="Arial" w:cs="Arial"/>
+          <w:kern w:val="0"/>
+          <w14:ligatures w14:val="none"/>
+        </w:rPr>
+        <w:t>structural stress</w:t>
+      </w:r>
+    </w:p>
+    <w:p>
+      <w:pPr>
+        <w:spacing w:before="100" w:beforeAutospacing="1" w:after="100" w:afterAutospacing="1" w:line="240" w:lineRule="auto"/>
+        <w:rPr>
+          <w:rFonts w:ascii="Arial" w:eastAsia="Times New Roman" w:hAnsi="Arial" w:cs="Arial"/>
+          <w:kern w:val="0"/>
+          <w14:ligatures w14:val="none"/>
+        </w:rPr>
+      </w:pPr>
+      <w:r>
+        <w:rPr>
+          <w:rFonts w:ascii="Arial" w:eastAsia="Times New Roman" w:hAnsi="Arial" w:cs="Arial"/>
+          <w:kern w:val="0"/>
+          <w14:ligatures w14:val="none"/>
+        </w:rPr>
+        <w:t xml:space="preserve">But </w:t>
+      </w:r>
+      <w:r>
+        <w:rPr>
+          <w:rFonts w:ascii="Arial" w:eastAsia="Times New Roman" w:hAnsi="Arial" w:cs="Arial"/>
+          <w:b/>
+          <w:bCs/>
+          <w:kern w:val="0"/>
+          <w14:ligatures w14:val="none"/>
+        </w:rPr>
+        <w:t>no combustion explosion</w:t>
+      </w:r>
+      <w:r>
+        <w:rPr>
+          <w:rFonts w:ascii="Arial" w:eastAsia="Times New Roman" w:hAnsi="Arial" w:cs="Arial"/>
+          <w:kern w:val="0"/>
+          <w14:ligatures w14:val="none"/>
+        </w:rPr>
+        <w:t>. NASA and Roscosmos treat these leaks as high</w:t>
+      </w:r>
+      <w:r>
+        <w:rPr>
+          <w:rFonts w:ascii="Arial" w:eastAsia="Times New Roman" w:hAnsi="Arial" w:cs="Arial"/>
+          <w:kern w:val="0"/>
+          <w14:ligatures w14:val="none"/>
+        </w:rPr>
+        <w:noBreakHyphen/>
+        <w:t xml:space="preserve">risk because of depressurization, not explosion. </w:t>
+      </w:r>
+    </w:p>
+    <w:p>
+      <w:pPr>
+        <w:spacing w:before="100" w:beforeAutospacing="1" w:after="100" w:afterAutospacing="1" w:line="240" w:lineRule="auto"/>
+        <w:outlineLvl w:val="2"/>
+        <w:rPr>
+          <w:rFonts w:ascii="Arial" w:eastAsia="Times New Roman" w:hAnsi="Arial" w:cs="Arial"/>
+          <w:b/>
+          <w:bCs/>
+          <w:kern w:val="0"/>
+          <w:sz w:val="27"/>
+          <w:szCs w:val="27"/>
+          <w14:ligatures w14:val="none"/>
+        </w:rPr>
+      </w:pPr>
+      <w:r>
+        <w:rPr>
+          <w:rFonts w:ascii="Arial" w:eastAsia="Times New Roman" w:hAnsi="Arial" w:cs="Arial"/>
+          <w:b/>
+          <w:bCs/>
+          <w:kern w:val="0"/>
+          <w:sz w:val="27"/>
+          <w:szCs w:val="27"/>
+          <w14:ligatures w14:val="none"/>
+        </w:rPr>
+        <w:t>3. What if fire + leak happen together?</w:t>
+      </w:r>
+    </w:p>
+    <w:p>
+      <w:pPr>
+        <w:spacing w:before="100" w:beforeAutospacing="1" w:after="100" w:afterAutospacing="1" w:line="240" w:lineRule="auto"/>
+        <w:rPr>
+          <w:rFonts w:ascii="Arial" w:eastAsia="Times New Roman" w:hAnsi="Arial" w:cs="Arial"/>
+          <w:kern w:val="0"/>
+          <w14:ligatures w14:val="none"/>
+        </w:rPr>
+      </w:pPr>
+      <w:r>
+        <w:rPr>
+          <w:rFonts w:ascii="Arial" w:eastAsia="Times New Roman" w:hAnsi="Arial" w:cs="Arial"/>
+          <w:kern w:val="0"/>
+          <w14:ligatures w14:val="none"/>
+        </w:rPr>
+        <w:t>Inside the ISS:</w:t>
+      </w:r>
+    </w:p>
+    <w:p>
+      <w:pPr>
+        <w:numPr>
+          <w:ilvl w:val="0"/>
+          <w:numId w:val="9"/>
+        </w:numPr>
+        <w:spacing w:before="100" w:beforeAutospacing="1" w:after="100" w:afterAutospacing="1" w:line="240" w:lineRule="auto"/>
+        <w:rPr>
+          <w:rFonts w:ascii="Arial" w:eastAsia="Times New Roman" w:hAnsi="Arial" w:cs="Arial"/>
+          <w:kern w:val="0"/>
+          <w14:ligatures w14:val="none"/>
+        </w:rPr>
+      </w:pPr>
+      <w:r>
+        <w:rPr>
+          <w:rFonts w:ascii="Arial" w:eastAsia="Times New Roman" w:hAnsi="Arial" w:cs="Arial"/>
+          <w:kern w:val="0"/>
+          <w14:ligatures w14:val="none"/>
+        </w:rPr>
+        <w:t>Fire consumes oxygen → pressure drops faster</w:t>
+      </w:r>
+    </w:p>
+    <w:p>
+      <w:pPr>
+        <w:numPr>
+          <w:ilvl w:val="0"/>
+          <w:numId w:val="9"/>
+        </w:numPr>
+        <w:spacing w:before="100" w:beforeAutospacing="1" w:after="100" w:afterAutospacing="1" w:line="240" w:lineRule="auto"/>
+        <w:rPr>
+          <w:rFonts w:ascii="Arial" w:eastAsia="Times New Roman" w:hAnsi="Arial" w:cs="Arial"/>
+          <w:kern w:val="0"/>
+          <w14:ligatures w14:val="none"/>
+        </w:rPr>
+      </w:pPr>
+      <w:r>
+        <w:rPr>
+          <w:rFonts w:ascii="Arial" w:eastAsia="Times New Roman" w:hAnsi="Arial" w:cs="Arial"/>
+          <w:kern w:val="0"/>
+          <w14:ligatures w14:val="none"/>
+        </w:rPr>
+        <w:t>Leak vents air → fire weakens</w:t>
+      </w:r>
+    </w:p>
+    <w:p>
+      <w:pPr>
+        <w:numPr>
+          <w:ilvl w:val="0"/>
+          <w:numId w:val="9"/>
+        </w:numPr>
+        <w:spacing w:before="100" w:beforeAutospacing="1" w:after="100" w:afterAutospacing="1" w:line="240" w:lineRule="auto"/>
+        <w:rPr>
+          <w:rFonts w:ascii="Arial" w:eastAsia="Times New Roman" w:hAnsi="Arial" w:cs="Arial"/>
+          <w:kern w:val="0"/>
+          <w14:ligatures w14:val="none"/>
+        </w:rPr>
+      </w:pPr>
+      <w:r>
+        <w:rPr>
+          <w:rFonts w:ascii="Arial" w:eastAsia="Times New Roman" w:hAnsi="Arial" w:cs="Arial"/>
+          <w:kern w:val="0"/>
+          <w14:ligatures w14:val="none"/>
+        </w:rPr>
+        <w:t>Eventually oxygen becomes too low → fire dies</w:t>
+      </w:r>
+    </w:p>
+    <w:p>
+      <w:pPr>
+        <w:spacing w:before="100" w:beforeAutospacing="1" w:after="100" w:afterAutospacing="1" w:line="240" w:lineRule="auto"/>
+        <w:rPr>
+          <w:rFonts w:ascii="Arial" w:eastAsia="Times New Roman" w:hAnsi="Arial" w:cs="Arial"/>
+          <w:kern w:val="0"/>
+          <w14:ligatures w14:val="none"/>
+        </w:rPr>
+      </w:pPr>
+      <w:r>
+        <w:rPr>
+          <w:rFonts w:ascii="Arial" w:eastAsia="Times New Roman" w:hAnsi="Arial" w:cs="Arial"/>
+          <w:kern w:val="0"/>
+          <w14:ligatures w14:val="none"/>
+        </w:rPr>
+        <w:t xml:space="preserve">The danger is </w:t>
+      </w:r>
+      <w:r>
+        <w:rPr>
+          <w:rFonts w:ascii="Arial" w:eastAsia="Times New Roman" w:hAnsi="Arial" w:cs="Arial"/>
+          <w:b/>
+          <w:bCs/>
+          <w:kern w:val="0"/>
+          <w14:ligatures w14:val="none"/>
+        </w:rPr>
+        <w:t>smoke, heat, and toxic gases</w:t>
+      </w:r>
+      <w:r>
+        <w:rPr>
+          <w:rFonts w:ascii="Arial" w:eastAsia="Times New Roman" w:hAnsi="Arial" w:cs="Arial"/>
+          <w:kern w:val="0"/>
+          <w14:ligatures w14:val="none"/>
+        </w:rPr>
+        <w:t>, not an explosion.</w:t>
+      </w:r>
+    </w:p>
+    <w:p>
+      <w:pPr>
+        <w:rPr>
+          <w:rFonts w:ascii="Arial" w:eastAsia="Times New Roman" w:hAnsi="Arial" w:cs="Arial"/>
+          <w:b/>
+          <w:bCs/>
+          <w:kern w:val="0"/>
+          <w:sz w:val="27"/>
+          <w:szCs w:val="27"/>
+          <w14:ligatures w14:val="none"/>
+        </w:rPr>
+      </w:pPr>
+      <w:r>
+        <w:rPr>
+          <w:rFonts w:ascii="Arial" w:eastAsia="Times New Roman" w:hAnsi="Arial" w:cs="Arial"/>
+          <w:b/>
+          <w:bCs/>
+          <w:kern w:val="0"/>
+          <w:sz w:val="27"/>
+          <w:szCs w:val="27"/>
+          <w14:ligatures w14:val="none"/>
+        </w:rPr>
+        <w:br w:type="page"/>
+      </w:r>
+    </w:p>
+    <w:p>
+      <w:pPr>
+        <w:spacing w:before="100" w:beforeAutospacing="1" w:after="100" w:afterAutospacing="1" w:line="240" w:lineRule="auto"/>
+        <w:outlineLvl w:val="2"/>
+        <w:rPr>
+          <w:rFonts w:ascii="Arial" w:eastAsia="Times New Roman" w:hAnsi="Arial" w:cs="Arial"/>
+          <w:b/>
+          <w:bCs/>
+          <w:kern w:val="0"/>
+          <w:sz w:val="27"/>
+          <w:szCs w:val="27"/>
+          <w14:ligatures w14:val="none"/>
+        </w:rPr>
+      </w:pPr>
+      <w:r>
+        <w:rPr>
+          <w:rFonts w:ascii="Arial" w:eastAsia="Times New Roman" w:hAnsi="Arial" w:cs="Arial"/>
+          <w:b/>
+          <w:bCs/>
+          <w:kern w:val="0"/>
+          <w:sz w:val="27"/>
+          <w:szCs w:val="27"/>
+          <w14:ligatures w14:val="none"/>
+        </w:rPr>
+        <w:lastRenderedPageBreak/>
+        <w:t>4. Could the ISS rupture violently?</w:t>
+      </w:r>
+    </w:p>
+    <w:p>
+      <w:pPr>
+        <w:spacing w:before="100" w:beforeAutospacing="1" w:after="100" w:afterAutospacing="1" w:line="240" w:lineRule="auto"/>
+        <w:rPr>
+          <w:rFonts w:ascii="Arial" w:eastAsia="Times New Roman" w:hAnsi="Arial" w:cs="Arial"/>
+          <w:kern w:val="0"/>
+          <w14:ligatures w14:val="none"/>
+        </w:rPr>
+      </w:pPr>
+      <w:r>
+        <w:rPr>
+          <w:rFonts w:ascii="Arial" w:eastAsia="Times New Roman" w:hAnsi="Arial" w:cs="Arial"/>
+          <w:kern w:val="0"/>
+          <w14:ligatures w14:val="none"/>
+        </w:rPr>
+        <w:t xml:space="preserve">Yes — but only </w:t>
+      </w:r>
+      <w:r>
+        <w:rPr>
+          <w:rFonts w:ascii="Arial" w:eastAsia="Times New Roman" w:hAnsi="Arial" w:cs="Arial"/>
+          <w:b/>
+          <w:bCs/>
+          <w:kern w:val="0"/>
+          <w14:ligatures w14:val="none"/>
+        </w:rPr>
+        <w:t>locally</w:t>
+      </w:r>
+      <w:r>
+        <w:rPr>
+          <w:rFonts w:ascii="Arial" w:eastAsia="Times New Roman" w:hAnsi="Arial" w:cs="Arial"/>
+          <w:kern w:val="0"/>
+          <w14:ligatures w14:val="none"/>
+        </w:rPr>
+        <w:t>, if a pressurized tank bursts:</w:t>
+      </w:r>
+    </w:p>
+    <w:p>
+      <w:pPr>
+        <w:numPr>
+          <w:ilvl w:val="0"/>
+          <w:numId w:val="10"/>
+        </w:numPr>
+        <w:spacing w:before="100" w:beforeAutospacing="1" w:after="100" w:afterAutospacing="1" w:line="240" w:lineRule="auto"/>
+        <w:rPr>
+          <w:rFonts w:ascii="Arial" w:eastAsia="Times New Roman" w:hAnsi="Arial" w:cs="Arial"/>
+          <w:kern w:val="0"/>
+          <w14:ligatures w14:val="none"/>
+        </w:rPr>
+      </w:pPr>
+      <w:r>
+        <w:rPr>
+          <w:rFonts w:ascii="Arial" w:eastAsia="Times New Roman" w:hAnsi="Arial" w:cs="Arial"/>
+          <w:kern w:val="0"/>
+          <w14:ligatures w14:val="none"/>
+        </w:rPr>
+        <w:t>oxygen tanks</w:t>
+      </w:r>
+    </w:p>
+    <w:p>
+      <w:pPr>
+        <w:numPr>
+          <w:ilvl w:val="0"/>
+          <w:numId w:val="10"/>
+        </w:numPr>
+        <w:spacing w:before="100" w:beforeAutospacing="1" w:after="100" w:afterAutospacing="1" w:line="240" w:lineRule="auto"/>
+        <w:rPr>
+          <w:rFonts w:ascii="Arial" w:eastAsia="Times New Roman" w:hAnsi="Arial" w:cs="Arial"/>
+          <w:kern w:val="0"/>
+          <w14:ligatures w14:val="none"/>
+        </w:rPr>
+      </w:pPr>
+      <w:r>
+        <w:rPr>
+          <w:rFonts w:ascii="Arial" w:eastAsia="Times New Roman" w:hAnsi="Arial" w:cs="Arial"/>
+          <w:kern w:val="0"/>
+          <w14:ligatures w14:val="none"/>
+        </w:rPr>
+        <w:t>water tanks</w:t>
+      </w:r>
+    </w:p>
+    <w:p>
+      <w:pPr>
+        <w:numPr>
+          <w:ilvl w:val="0"/>
+          <w:numId w:val="10"/>
+        </w:numPr>
+        <w:spacing w:before="100" w:beforeAutospacing="1" w:after="100" w:afterAutospacing="1" w:line="240" w:lineRule="auto"/>
+        <w:rPr>
+          <w:rFonts w:ascii="Arial" w:eastAsia="Times New Roman" w:hAnsi="Arial" w:cs="Arial"/>
+          <w:kern w:val="0"/>
+          <w14:ligatures w14:val="none"/>
+        </w:rPr>
+      </w:pPr>
+      <w:r>
+        <w:rPr>
+          <w:rFonts w:ascii="Arial" w:eastAsia="Times New Roman" w:hAnsi="Arial" w:cs="Arial"/>
+          <w:kern w:val="0"/>
+          <w14:ligatures w14:val="none"/>
+        </w:rPr>
+        <w:t>coolant loops</w:t>
+      </w:r>
+    </w:p>
+    <w:p>
+      <w:pPr>
+        <w:numPr>
+          <w:ilvl w:val="0"/>
+          <w:numId w:val="10"/>
+        </w:numPr>
+        <w:spacing w:before="100" w:beforeAutospacing="1" w:after="100" w:afterAutospacing="1" w:line="240" w:lineRule="auto"/>
+        <w:rPr>
+          <w:rFonts w:ascii="Arial" w:eastAsia="Times New Roman" w:hAnsi="Arial" w:cs="Arial"/>
+          <w:kern w:val="0"/>
+          <w14:ligatures w14:val="none"/>
+        </w:rPr>
+      </w:pPr>
+      <w:r>
+        <w:rPr>
+          <w:rFonts w:ascii="Arial" w:eastAsia="Times New Roman" w:hAnsi="Arial" w:cs="Arial"/>
+          <w:kern w:val="0"/>
+          <w14:ligatures w14:val="none"/>
+        </w:rPr>
+        <w:t>gas cylinders</w:t>
+      </w:r>
+    </w:p>
+    <w:p>
+      <w:pPr>
+        <w:spacing w:before="100" w:beforeAutospacing="1" w:after="100" w:afterAutospacing="1" w:line="240" w:lineRule="auto"/>
+        <w:rPr>
+          <w:rFonts w:ascii="Arial" w:eastAsia="Times New Roman" w:hAnsi="Arial" w:cs="Arial"/>
+          <w:kern w:val="0"/>
+          <w14:ligatures w14:val="none"/>
+        </w:rPr>
+      </w:pPr>
+      <w:r>
+        <w:rPr>
+          <w:rFonts w:ascii="Arial" w:eastAsia="Times New Roman" w:hAnsi="Arial" w:cs="Arial"/>
+          <w:kern w:val="0"/>
+          <w14:ligatures w14:val="none"/>
+        </w:rPr>
+        <w:t xml:space="preserve">These can rupture and throw fragments, but </w:t>
+      </w:r>
+      <w:r>
+        <w:rPr>
+          <w:rFonts w:ascii="Arial" w:eastAsia="Times New Roman" w:hAnsi="Arial" w:cs="Arial"/>
+          <w:b/>
+          <w:bCs/>
+          <w:kern w:val="0"/>
+          <w14:ligatures w14:val="none"/>
+        </w:rPr>
+        <w:t>not destroy the entire station</w:t>
+      </w:r>
+      <w:r>
+        <w:rPr>
+          <w:rFonts w:ascii="Arial" w:eastAsia="Times New Roman" w:hAnsi="Arial" w:cs="Arial"/>
+          <w:kern w:val="0"/>
+          <w14:ligatures w14:val="none"/>
+        </w:rPr>
+        <w:t>. The ISS is modular; each module is isolated and can be sealed off.</w:t>
+      </w:r>
+    </w:p>
+    <w:p>
+      <w:pPr>
+        <w:spacing w:before="100" w:beforeAutospacing="1" w:after="100" w:afterAutospacing="1" w:line="240" w:lineRule="auto"/>
+        <w:rPr>
+          <w:rFonts w:ascii="Arial" w:eastAsia="Times New Roman" w:hAnsi="Arial" w:cs="Arial"/>
+          <w:kern w:val="0"/>
+          <w14:ligatures w14:val="none"/>
+        </w:rPr>
+      </w:pPr>
+    </w:p>
+    <w:p>
+      <w:pPr>
+        <w:spacing w:before="100" w:beforeAutospacing="1" w:after="100" w:afterAutospacing="1" w:line="240" w:lineRule="auto"/>
+        <w:outlineLvl w:val="1"/>
+        <w:rPr>
+          <w:rFonts w:ascii="Arial" w:eastAsia="Times New Roman" w:hAnsi="Arial" w:cs="Arial"/>
+          <w:b/>
+          <w:bCs/>
+          <w:kern w:val="0"/>
+          <w:sz w:val="28"/>
+          <w:szCs w:val="28"/>
+          <w14:ligatures w14:val="none"/>
+        </w:rPr>
+      </w:pPr>
+      <w:r>
+        <w:rPr>
+          <w:rFonts w:ascii="Arial" w:eastAsia="Times New Roman" w:hAnsi="Arial" w:cs="Arial"/>
+          <w:b/>
+          <w:bCs/>
+          <w:kern w:val="0"/>
+          <w:sz w:val="28"/>
+          <w:szCs w:val="28"/>
+          <w14:ligatures w14:val="none"/>
+        </w:rPr>
+        <w:t>What about a spacecraft engine gas leak?</w:t>
+      </w:r>
+    </w:p>
+    <w:p>
+      <w:pPr>
+        <w:spacing w:before="100" w:beforeAutospacing="1" w:after="100" w:afterAutospacing="1" w:line="240" w:lineRule="auto"/>
+        <w:outlineLvl w:val="2"/>
+        <w:rPr>
+          <w:rFonts w:ascii="Arial" w:eastAsia="Times New Roman" w:hAnsi="Arial" w:cs="Arial"/>
+          <w:b/>
+          <w:bCs/>
+          <w:kern w:val="0"/>
+          <w14:ligatures w14:val="none"/>
+        </w:rPr>
+      </w:pPr>
+      <w:r>
+        <w:rPr>
+          <w:rFonts w:ascii="Arial" w:eastAsia="Times New Roman" w:hAnsi="Arial" w:cs="Arial"/>
+          <w:b/>
+          <w:bCs/>
+          <w:kern w:val="0"/>
+          <w14:ligatures w14:val="none"/>
+        </w:rPr>
+        <w:t>1. Engines in space do NOT explode from fuel leaks</w:t>
+      </w:r>
+    </w:p>
+    <w:p>
+      <w:pPr>
+        <w:spacing w:before="100" w:beforeAutospacing="1" w:after="100" w:afterAutospacing="1" w:line="240" w:lineRule="auto"/>
+        <w:rPr>
+          <w:rFonts w:ascii="Arial" w:eastAsia="Times New Roman" w:hAnsi="Arial" w:cs="Arial"/>
+          <w:kern w:val="0"/>
+          <w14:ligatures w14:val="none"/>
+        </w:rPr>
+      </w:pPr>
+      <w:r>
+        <w:rPr>
+          <w:rFonts w:ascii="Arial" w:eastAsia="Times New Roman" w:hAnsi="Arial" w:cs="Arial"/>
+          <w:kern w:val="0"/>
+          <w14:ligatures w14:val="none"/>
+        </w:rPr>
+        <w:t>Spacecraft engines use:</w:t>
+      </w:r>
+    </w:p>
+    <w:p>
+      <w:pPr>
+        <w:numPr>
+          <w:ilvl w:val="0"/>
+          <w:numId w:val="11"/>
+        </w:numPr>
+        <w:spacing w:before="100" w:beforeAutospacing="1" w:after="100" w:afterAutospacing="1" w:line="240" w:lineRule="auto"/>
+        <w:rPr>
+          <w:rFonts w:ascii="Arial" w:eastAsia="Times New Roman" w:hAnsi="Arial" w:cs="Arial"/>
+          <w:kern w:val="0"/>
+          <w14:ligatures w14:val="none"/>
+        </w:rPr>
+      </w:pPr>
+      <w:r>
+        <w:rPr>
+          <w:rFonts w:ascii="Arial" w:eastAsia="Times New Roman" w:hAnsi="Arial" w:cs="Arial"/>
+          <w:kern w:val="0"/>
+          <w14:ligatures w14:val="none"/>
+        </w:rPr>
+        <w:t>liquid fuel + oxidizer (stored separately)</w:t>
+      </w:r>
+    </w:p>
+    <w:p>
+      <w:pPr>
+        <w:numPr>
+          <w:ilvl w:val="0"/>
+          <w:numId w:val="11"/>
+        </w:numPr>
+        <w:spacing w:before="100" w:beforeAutospacing="1" w:after="100" w:afterAutospacing="1" w:line="240" w:lineRule="auto"/>
+        <w:rPr>
+          <w:rFonts w:ascii="Arial" w:eastAsia="Times New Roman" w:hAnsi="Arial" w:cs="Arial"/>
+          <w:kern w:val="0"/>
+          <w14:ligatures w14:val="none"/>
+        </w:rPr>
+      </w:pPr>
+      <w:r>
+        <w:rPr>
+          <w:rFonts w:ascii="Arial" w:eastAsia="Times New Roman" w:hAnsi="Arial" w:cs="Arial"/>
+          <w:kern w:val="0"/>
+          <w14:ligatures w14:val="none"/>
+        </w:rPr>
+        <w:t>or hypergolic propellants (ignite on contact)</w:t>
+      </w:r>
+    </w:p>
+    <w:p>
+      <w:pPr>
+        <w:spacing w:before="100" w:beforeAutospacing="1" w:after="100" w:afterAutospacing="1" w:line="240" w:lineRule="auto"/>
+        <w:rPr>
+          <w:rFonts w:ascii="Arial" w:eastAsia="Times New Roman" w:hAnsi="Arial" w:cs="Arial"/>
+          <w:kern w:val="0"/>
+          <w14:ligatures w14:val="none"/>
+        </w:rPr>
+      </w:pPr>
+      <w:r>
+        <w:rPr>
+          <w:rFonts w:ascii="Arial" w:eastAsia="Times New Roman" w:hAnsi="Arial" w:cs="Arial"/>
+          <w:kern w:val="0"/>
+          <w14:ligatures w14:val="none"/>
+        </w:rPr>
+        <w:t>If a leak occurs:</w:t>
+      </w:r>
+    </w:p>
+    <w:p>
+      <w:pPr>
+        <w:numPr>
+          <w:ilvl w:val="0"/>
+          <w:numId w:val="12"/>
+        </w:numPr>
+        <w:spacing w:before="100" w:beforeAutospacing="1" w:after="100" w:afterAutospacing="1" w:line="240" w:lineRule="auto"/>
+        <w:rPr>
+          <w:rFonts w:ascii="Arial" w:eastAsia="Times New Roman" w:hAnsi="Arial" w:cs="Arial"/>
+          <w:kern w:val="0"/>
+          <w14:ligatures w14:val="none"/>
+        </w:rPr>
+      </w:pPr>
+      <w:r>
+        <w:rPr>
+          <w:rFonts w:ascii="Arial" w:eastAsia="Times New Roman" w:hAnsi="Arial" w:cs="Arial"/>
+          <w:kern w:val="0"/>
+          <w14:ligatures w14:val="none"/>
+        </w:rPr>
+        <w:t>fuel leaking into vacuum → cannot burn</w:t>
+      </w:r>
+    </w:p>
+    <w:p>
+      <w:pPr>
+        <w:numPr>
+          <w:ilvl w:val="0"/>
+          <w:numId w:val="12"/>
+        </w:numPr>
+        <w:spacing w:before="100" w:beforeAutospacing="1" w:after="100" w:afterAutospacing="1" w:line="240" w:lineRule="auto"/>
+        <w:rPr>
+          <w:rFonts w:ascii="Arial" w:eastAsia="Times New Roman" w:hAnsi="Arial" w:cs="Arial"/>
+          <w:kern w:val="0"/>
+          <w14:ligatures w14:val="none"/>
+        </w:rPr>
+      </w:pPr>
+      <w:r>
+        <w:rPr>
+          <w:rFonts w:ascii="Arial" w:eastAsia="Times New Roman" w:hAnsi="Arial" w:cs="Arial"/>
+          <w:kern w:val="0"/>
+          <w14:ligatures w14:val="none"/>
+        </w:rPr>
+        <w:t>oxidizer leaking into vacuum → cannot burn</w:t>
+      </w:r>
+    </w:p>
+    <w:p>
+      <w:pPr>
+        <w:numPr>
+          <w:ilvl w:val="0"/>
+          <w:numId w:val="12"/>
+        </w:numPr>
+        <w:spacing w:before="100" w:beforeAutospacing="1" w:after="100" w:afterAutospacing="1" w:line="240" w:lineRule="auto"/>
+        <w:rPr>
+          <w:rFonts w:ascii="Arial" w:eastAsia="Times New Roman" w:hAnsi="Arial" w:cs="Arial"/>
+          <w:kern w:val="0"/>
+          <w14:ligatures w14:val="none"/>
+        </w:rPr>
+      </w:pPr>
+      <w:r>
+        <w:rPr>
+          <w:rFonts w:ascii="Arial" w:eastAsia="Times New Roman" w:hAnsi="Arial" w:cs="Arial"/>
+          <w:kern w:val="0"/>
+          <w14:ligatures w14:val="none"/>
+        </w:rPr>
+        <w:t>no fireball explosion</w:t>
+      </w:r>
+    </w:p>
+    <w:p>
+      <w:pPr>
+        <w:spacing w:before="100" w:beforeAutospacing="1" w:after="100" w:afterAutospacing="1" w:line="240" w:lineRule="auto"/>
+        <w:outlineLvl w:val="2"/>
+        <w:rPr>
+          <w:rFonts w:ascii="Arial" w:eastAsia="Times New Roman" w:hAnsi="Arial" w:cs="Arial"/>
+          <w:b/>
+          <w:bCs/>
+          <w:kern w:val="0"/>
+          <w14:ligatures w14:val="none"/>
+        </w:rPr>
+      </w:pPr>
+      <w:r>
+        <w:rPr>
+          <w:rFonts w:ascii="Arial" w:eastAsia="Times New Roman" w:hAnsi="Arial" w:cs="Arial"/>
+          <w:b/>
+          <w:bCs/>
+          <w:kern w:val="0"/>
+          <w14:ligatures w14:val="none"/>
+        </w:rPr>
+        <w:t>2. What CAN explode?</w:t>
+      </w:r>
+    </w:p>
+    <w:p>
+      <w:pPr>
+        <w:spacing w:before="100" w:beforeAutospacing="1" w:after="100" w:afterAutospacing="1" w:line="240" w:lineRule="auto"/>
+        <w:rPr>
+          <w:rFonts w:ascii="Arial" w:eastAsia="Times New Roman" w:hAnsi="Arial" w:cs="Arial"/>
+          <w:kern w:val="0"/>
+          <w14:ligatures w14:val="none"/>
+        </w:rPr>
+      </w:pPr>
+      <w:r>
+        <w:rPr>
+          <w:rFonts w:ascii="Arial" w:eastAsia="Times New Roman" w:hAnsi="Arial" w:cs="Arial"/>
+          <w:kern w:val="0"/>
+          <w14:ligatures w14:val="none"/>
+        </w:rPr>
+        <w:t xml:space="preserve">Only </w:t>
+      </w:r>
+      <w:r>
+        <w:rPr>
+          <w:rFonts w:ascii="Arial" w:eastAsia="Times New Roman" w:hAnsi="Arial" w:cs="Arial"/>
+          <w:b/>
+          <w:bCs/>
+          <w:kern w:val="0"/>
+          <w14:ligatures w14:val="none"/>
+        </w:rPr>
+        <w:t>pressurized tanks</w:t>
+      </w:r>
+      <w:r>
+        <w:rPr>
+          <w:rFonts w:ascii="Arial" w:eastAsia="Times New Roman" w:hAnsi="Arial" w:cs="Arial"/>
+          <w:kern w:val="0"/>
+          <w14:ligatures w14:val="none"/>
+        </w:rPr>
+        <w:t xml:space="preserve"> can rupture:</w:t>
+      </w:r>
+    </w:p>
+    <w:p>
+      <w:pPr>
+        <w:numPr>
+          <w:ilvl w:val="0"/>
+          <w:numId w:val="13"/>
+        </w:numPr>
+        <w:spacing w:before="100" w:beforeAutospacing="1" w:after="100" w:afterAutospacing="1" w:line="240" w:lineRule="auto"/>
+        <w:rPr>
+          <w:rFonts w:ascii="Arial" w:eastAsia="Times New Roman" w:hAnsi="Arial" w:cs="Arial"/>
+          <w:kern w:val="0"/>
+          <w14:ligatures w14:val="none"/>
+        </w:rPr>
+      </w:pPr>
+      <w:r>
+        <w:rPr>
+          <w:rFonts w:ascii="Arial" w:eastAsia="Times New Roman" w:hAnsi="Arial" w:cs="Arial"/>
+          <w:kern w:val="0"/>
+          <w14:ligatures w14:val="none"/>
+        </w:rPr>
+        <w:t>fuel tanks</w:t>
+      </w:r>
+    </w:p>
+    <w:p>
+      <w:pPr>
+        <w:numPr>
+          <w:ilvl w:val="0"/>
+          <w:numId w:val="13"/>
+        </w:numPr>
+        <w:spacing w:before="100" w:beforeAutospacing="1" w:after="100" w:afterAutospacing="1" w:line="240" w:lineRule="auto"/>
+        <w:rPr>
+          <w:rFonts w:ascii="Arial" w:eastAsia="Times New Roman" w:hAnsi="Arial" w:cs="Arial"/>
+          <w:kern w:val="0"/>
+          <w14:ligatures w14:val="none"/>
+        </w:rPr>
+      </w:pPr>
+      <w:r>
+        <w:rPr>
+          <w:rFonts w:ascii="Arial" w:eastAsia="Times New Roman" w:hAnsi="Arial" w:cs="Arial"/>
+          <w:kern w:val="0"/>
+          <w14:ligatures w14:val="none"/>
+        </w:rPr>
+        <w:t>oxidizer tanks</w:t>
+      </w:r>
+    </w:p>
+    <w:p>
+      <w:pPr>
+        <w:numPr>
+          <w:ilvl w:val="0"/>
+          <w:numId w:val="13"/>
+        </w:numPr>
+        <w:spacing w:before="100" w:beforeAutospacing="1" w:after="100" w:afterAutospacing="1" w:line="240" w:lineRule="auto"/>
+        <w:rPr>
+          <w:rFonts w:ascii="Arial" w:eastAsia="Times New Roman" w:hAnsi="Arial" w:cs="Arial"/>
+          <w:kern w:val="0"/>
+          <w14:ligatures w14:val="none"/>
+        </w:rPr>
+      </w:pPr>
+      <w:r>
+        <w:rPr>
+          <w:rFonts w:ascii="Arial" w:eastAsia="Times New Roman" w:hAnsi="Arial" w:cs="Arial"/>
+          <w:kern w:val="0"/>
+          <w14:ligatures w14:val="none"/>
+        </w:rPr>
+        <w:t>helium pressurization tanks</w:t>
+      </w:r>
+    </w:p>
+    <w:p>
+      <w:pPr>
+        <w:spacing w:before="100" w:beforeAutospacing="1" w:after="100" w:afterAutospacing="1" w:line="240" w:lineRule="auto"/>
+        <w:rPr>
+          <w:rFonts w:ascii="Arial" w:eastAsia="Times New Roman" w:hAnsi="Arial" w:cs="Arial"/>
+          <w:kern w:val="0"/>
+          <w14:ligatures w14:val="none"/>
+        </w:rPr>
+      </w:pPr>
+      <w:r>
+        <w:rPr>
+          <w:rFonts w:ascii="Arial" w:eastAsia="Times New Roman" w:hAnsi="Arial" w:cs="Arial"/>
+          <w:kern w:val="0"/>
+          <w14:ligatures w14:val="none"/>
+        </w:rPr>
+        <w:t xml:space="preserve">A tank rupture is a </w:t>
+      </w:r>
+      <w:r>
+        <w:rPr>
+          <w:rFonts w:ascii="Arial" w:eastAsia="Times New Roman" w:hAnsi="Arial" w:cs="Arial"/>
+          <w:b/>
+          <w:bCs/>
+          <w:kern w:val="0"/>
+          <w14:ligatures w14:val="none"/>
+        </w:rPr>
+        <w:t>pressure explosion</w:t>
+      </w:r>
+      <w:r>
+        <w:rPr>
+          <w:rFonts w:ascii="Arial" w:eastAsia="Times New Roman" w:hAnsi="Arial" w:cs="Arial"/>
+          <w:kern w:val="0"/>
+          <w14:ligatures w14:val="none"/>
+        </w:rPr>
+        <w:t>, not a fireball. It can damage the spacecraft but does not create a Hollywood</w:t>
+      </w:r>
+      <w:r>
+        <w:rPr>
+          <w:rFonts w:ascii="Arial" w:eastAsia="Times New Roman" w:hAnsi="Arial" w:cs="Arial"/>
+          <w:kern w:val="0"/>
+          <w14:ligatures w14:val="none"/>
+        </w:rPr>
+        <w:noBreakHyphen/>
+        <w:t>style blast.</w:t>
+      </w:r>
+    </w:p>
+    <w:p>
+      <w:pPr>
+        <w:rPr>
+          <w:rFonts w:ascii="Arial" w:eastAsia="Times New Roman" w:hAnsi="Arial" w:cs="Arial"/>
+          <w:kern w:val="0"/>
+          <w14:ligatures w14:val="none"/>
+        </w:rPr>
+      </w:pPr>
+      <w:r>
+        <w:rPr>
+          <w:rFonts w:ascii="Arial" w:eastAsia="Times New Roman" w:hAnsi="Arial" w:cs="Arial"/>
+          <w:kern w:val="0"/>
+          <w14:ligatures w14:val="none"/>
+        </w:rPr>
+        <w:br w:type="page"/>
+      </w:r>
+    </w:p>
+    <w:p>
+      <w:pPr>
+        <w:spacing w:before="100" w:beforeAutospacing="1" w:after="100" w:afterAutospacing="1" w:line="240" w:lineRule="auto"/>
+        <w:outlineLvl w:val="2"/>
+        <w:rPr>
+          <w:rFonts w:ascii="Arial" w:eastAsia="Times New Roman" w:hAnsi="Arial" w:cs="Arial"/>
+          <w:b/>
+          <w:bCs/>
+          <w:kern w:val="0"/>
+          <w14:ligatures w14:val="none"/>
+        </w:rPr>
+      </w:pPr>
+      <w:r>
+        <w:rPr>
+          <w:rFonts w:ascii="Arial" w:eastAsia="Times New Roman" w:hAnsi="Arial" w:cs="Arial"/>
+          <w:b/>
+          <w:bCs/>
+          <w:kern w:val="0"/>
+          <w14:ligatures w14:val="none"/>
+        </w:rPr>
+        <w:lastRenderedPageBreak/>
+        <w:t>3. Why rockets explode but spacecraft don’t</w:t>
+      </w:r>
+    </w:p>
+    <w:p>
+      <w:pPr>
+        <w:spacing w:before="100" w:beforeAutospacing="1" w:after="100" w:afterAutospacing="1" w:line="240" w:lineRule="auto"/>
+        <w:rPr>
+          <w:rFonts w:ascii="Arial" w:eastAsia="Times New Roman" w:hAnsi="Arial" w:cs="Arial"/>
+          <w:kern w:val="0"/>
+          <w14:ligatures w14:val="none"/>
+        </w:rPr>
+      </w:pPr>
+      <w:r>
+        <w:rPr>
+          <w:rFonts w:ascii="Arial" w:eastAsia="Times New Roman" w:hAnsi="Arial" w:cs="Arial"/>
+          <w:kern w:val="0"/>
+          <w14:ligatures w14:val="none"/>
+        </w:rPr>
+        <w:t>Rockets explode during launch because:</w:t>
+      </w:r>
+    </w:p>
+    <w:p>
+      <w:pPr>
+        <w:numPr>
+          <w:ilvl w:val="0"/>
+          <w:numId w:val="14"/>
+        </w:numPr>
+        <w:spacing w:before="100" w:beforeAutospacing="1" w:after="100" w:afterAutospacing="1" w:line="240" w:lineRule="auto"/>
+        <w:rPr>
+          <w:rFonts w:ascii="Arial" w:eastAsia="Times New Roman" w:hAnsi="Arial" w:cs="Arial"/>
+          <w:kern w:val="0"/>
+          <w14:ligatures w14:val="none"/>
+        </w:rPr>
+      </w:pPr>
+      <w:r>
+        <w:rPr>
+          <w:rFonts w:ascii="Arial" w:eastAsia="Times New Roman" w:hAnsi="Arial" w:cs="Arial"/>
+          <w:kern w:val="0"/>
+          <w14:ligatures w14:val="none"/>
+        </w:rPr>
+        <w:t>huge fuel mass</w:t>
+      </w:r>
+    </w:p>
+    <w:p>
+      <w:pPr>
+        <w:numPr>
+          <w:ilvl w:val="0"/>
+          <w:numId w:val="14"/>
+        </w:numPr>
+        <w:spacing w:before="100" w:beforeAutospacing="1" w:after="100" w:afterAutospacing="1" w:line="240" w:lineRule="auto"/>
+        <w:rPr>
+          <w:rFonts w:ascii="Arial" w:eastAsia="Times New Roman" w:hAnsi="Arial" w:cs="Arial"/>
+          <w:kern w:val="0"/>
+          <w14:ligatures w14:val="none"/>
+        </w:rPr>
+      </w:pPr>
+      <w:r>
+        <w:rPr>
+          <w:rFonts w:ascii="Arial" w:eastAsia="Times New Roman" w:hAnsi="Arial" w:cs="Arial"/>
+          <w:kern w:val="0"/>
+          <w14:ligatures w14:val="none"/>
+        </w:rPr>
+        <w:t>oxygen present</w:t>
+      </w:r>
+    </w:p>
+    <w:p>
+      <w:pPr>
+        <w:numPr>
+          <w:ilvl w:val="0"/>
+          <w:numId w:val="14"/>
+        </w:numPr>
+        <w:spacing w:before="100" w:beforeAutospacing="1" w:after="100" w:afterAutospacing="1" w:line="240" w:lineRule="auto"/>
+        <w:rPr>
+          <w:rFonts w:ascii="Arial" w:eastAsia="Times New Roman" w:hAnsi="Arial" w:cs="Arial"/>
+          <w:kern w:val="0"/>
+          <w14:ligatures w14:val="none"/>
+        </w:rPr>
+      </w:pPr>
+      <w:r>
+        <w:rPr>
+          <w:rFonts w:ascii="Arial" w:eastAsia="Times New Roman" w:hAnsi="Arial" w:cs="Arial"/>
+          <w:kern w:val="0"/>
+          <w14:ligatures w14:val="none"/>
+        </w:rPr>
+        <w:t>strong confinement</w:t>
+      </w:r>
+    </w:p>
+    <w:p>
+      <w:pPr>
+        <w:numPr>
+          <w:ilvl w:val="0"/>
+          <w:numId w:val="14"/>
+        </w:numPr>
+        <w:spacing w:before="100" w:beforeAutospacing="1" w:after="100" w:afterAutospacing="1" w:line="240" w:lineRule="auto"/>
+        <w:rPr>
+          <w:rFonts w:ascii="Arial" w:eastAsia="Times New Roman" w:hAnsi="Arial" w:cs="Arial"/>
+          <w:kern w:val="0"/>
+          <w14:ligatures w14:val="none"/>
+        </w:rPr>
+      </w:pPr>
+      <w:r>
+        <w:rPr>
+          <w:rFonts w:ascii="Arial" w:eastAsia="Times New Roman" w:hAnsi="Arial" w:cs="Arial"/>
+          <w:kern w:val="0"/>
+          <w14:ligatures w14:val="none"/>
+        </w:rPr>
+        <w:t>rapid combustion</w:t>
+      </w:r>
+    </w:p>
+    <w:p>
+      <w:pPr>
+        <w:spacing w:before="100" w:beforeAutospacing="1" w:after="100" w:afterAutospacing="1" w:line="240" w:lineRule="auto"/>
+        <w:rPr>
+          <w:rFonts w:ascii="Arial" w:eastAsia="Times New Roman" w:hAnsi="Arial" w:cs="Arial"/>
+          <w:kern w:val="0"/>
+          <w14:ligatures w14:val="none"/>
+        </w:rPr>
+      </w:pPr>
+      <w:r>
+        <w:rPr>
+          <w:rFonts w:ascii="Arial" w:eastAsia="Times New Roman" w:hAnsi="Arial" w:cs="Arial"/>
+          <w:kern w:val="0"/>
+          <w14:ligatures w14:val="none"/>
+        </w:rPr>
+        <w:t xml:space="preserve">In orbit, spacecraft carry </w:t>
+      </w:r>
+      <w:r>
+        <w:rPr>
+          <w:rFonts w:ascii="Arial" w:eastAsia="Times New Roman" w:hAnsi="Arial" w:cs="Arial"/>
+          <w:b/>
+          <w:bCs/>
+          <w:kern w:val="0"/>
+          <w14:ligatures w14:val="none"/>
+        </w:rPr>
+        <w:t>much smaller tanks</w:t>
+      </w:r>
+      <w:r>
+        <w:rPr>
+          <w:rFonts w:ascii="Arial" w:eastAsia="Times New Roman" w:hAnsi="Arial" w:cs="Arial"/>
+          <w:kern w:val="0"/>
+          <w14:ligatures w14:val="none"/>
+        </w:rPr>
+        <w:t xml:space="preserve"> and are surrounded by </w:t>
+      </w:r>
+      <w:r>
+        <w:rPr>
+          <w:rFonts w:ascii="Arial" w:eastAsia="Times New Roman" w:hAnsi="Arial" w:cs="Arial"/>
+          <w:b/>
+          <w:bCs/>
+          <w:kern w:val="0"/>
+          <w14:ligatures w14:val="none"/>
+        </w:rPr>
+        <w:t>vacuum</w:t>
+      </w:r>
+      <w:r>
+        <w:rPr>
+          <w:rFonts w:ascii="Arial" w:eastAsia="Times New Roman" w:hAnsi="Arial" w:cs="Arial"/>
+          <w:kern w:val="0"/>
+          <w14:ligatures w14:val="none"/>
+        </w:rPr>
+        <w:t>, so large explosions cannot occur.</w:t>
+      </w:r>
+    </w:p>
+    <w:p>
+      <w:pPr>
+        <w:spacing w:before="100" w:beforeAutospacing="1" w:after="100" w:afterAutospacing="1" w:line="240" w:lineRule="auto"/>
+        <w:rPr>
+          <w:rFonts w:ascii="Arial" w:eastAsia="Times New Roman" w:hAnsi="Arial" w:cs="Arial"/>
+          <w:kern w:val="0"/>
+          <w14:ligatures w14:val="none"/>
+        </w:rPr>
+      </w:pPr>
+    </w:p>
+    <w:tbl>
+      <w:tblPr>
+        <w:tblStyle w:val="TableGrid"/>
+        <w:tblW w:w="0" w:type="auto"/>
+        <w:tblLook w:val="04A0" w:firstRow="1" w:lastRow="0" w:firstColumn="1" w:lastColumn="0" w:noHBand="0" w:noVBand="1"/>
+      </w:tblPr>
+      <w:tblGrid>
+        <w:gridCol w:w="2254"/>
+        <w:gridCol w:w="2254"/>
+        <w:gridCol w:w="2254"/>
+        <w:gridCol w:w="2254"/>
+      </w:tblGrid>
+      <w:tr>
+        <w:tc>
+          <w:tcPr>
+            <w:tcW w:w="2254" w:type="dxa"/>
+          </w:tcPr>
+          <w:p>
+            <w:pPr>
+              <w:jc w:val="center"/>
+              <w:rPr>
+                <w:rFonts w:ascii="Arial" w:hAnsi="Arial" w:cs="Arial"/>
+                <w:b/>
+                <w:bCs/>
+              </w:rPr>
+            </w:pPr>
+            <w:r>
+              <w:rPr>
+                <w:rFonts w:ascii="Arial" w:hAnsi="Arial" w:cs="Arial"/>
+                <w:b/>
+                <w:bCs/>
+              </w:rPr>
+              <w:t>System</w:t>
+            </w:r>
+          </w:p>
+        </w:tc>
+        <w:tc>
+          <w:tcPr>
+            <w:tcW w:w="2254" w:type="dxa"/>
+          </w:tcPr>
+          <w:p>
+            <w:pPr>
+              <w:spacing w:before="100" w:beforeAutospacing="1" w:after="100" w:afterAutospacing="1"/>
+              <w:jc w:val="center"/>
+              <w:rPr>
+                <w:rFonts w:ascii="Arial" w:eastAsia="Times New Roman" w:hAnsi="Arial" w:cs="Arial"/>
+                <w:b/>
+                <w:bCs/>
+                <w:kern w:val="0"/>
+                <w14:ligatures w14:val="none"/>
+              </w:rPr>
+            </w:pPr>
+            <w:r>
+              <w:rPr>
+                <w:rFonts w:ascii="Arial" w:hAnsi="Arial" w:cs="Arial"/>
+                <w:b/>
+                <w:bCs/>
+              </w:rPr>
+              <w:t>Fire possible?</w:t>
+            </w:r>
+          </w:p>
+        </w:tc>
+        <w:tc>
+          <w:tcPr>
+            <w:tcW w:w="2254" w:type="dxa"/>
+          </w:tcPr>
+          <w:p>
+            <w:pPr>
+              <w:spacing w:before="100" w:beforeAutospacing="1" w:after="100" w:afterAutospacing="1"/>
+              <w:jc w:val="center"/>
+              <w:rPr>
+                <w:rFonts w:ascii="Arial" w:eastAsia="Times New Roman" w:hAnsi="Arial" w:cs="Arial"/>
+                <w:b/>
+                <w:bCs/>
+                <w:kern w:val="0"/>
+                <w14:ligatures w14:val="none"/>
+              </w:rPr>
+            </w:pPr>
+            <w:r>
+              <w:rPr>
+                <w:rFonts w:ascii="Arial" w:hAnsi="Arial" w:cs="Arial"/>
+                <w:b/>
+                <w:bCs/>
+              </w:rPr>
+              <w:t>Explosion possible?</w:t>
+            </w:r>
+          </w:p>
+        </w:tc>
+        <w:tc>
+          <w:tcPr>
+            <w:tcW w:w="2254" w:type="dxa"/>
+          </w:tcPr>
+          <w:p>
+            <w:pPr>
+              <w:spacing w:before="100" w:beforeAutospacing="1" w:after="100" w:afterAutospacing="1"/>
+              <w:jc w:val="center"/>
+              <w:rPr>
+                <w:rFonts w:ascii="Arial" w:eastAsia="Times New Roman" w:hAnsi="Arial" w:cs="Arial"/>
+                <w:b/>
+                <w:bCs/>
+                <w:kern w:val="0"/>
+                <w14:ligatures w14:val="none"/>
+              </w:rPr>
+            </w:pPr>
+            <w:r>
+              <w:rPr>
+                <w:rFonts w:ascii="Arial" w:hAnsi="Arial" w:cs="Arial"/>
+                <w:b/>
+                <w:bCs/>
+              </w:rPr>
+              <w:t>What actually happens</w:t>
+            </w:r>
+          </w:p>
+        </w:tc>
+      </w:tr>
+      <w:tr>
+        <w:tc>
+          <w:tcPr>
+            <w:tcW w:w="2254" w:type="dxa"/>
+          </w:tcPr>
+          <w:p>
+            <w:pPr>
+              <w:spacing w:before="100" w:beforeAutospacing="1" w:after="100" w:afterAutospacing="1"/>
+              <w:rPr>
+                <w:rFonts w:ascii="Arial" w:eastAsia="Times New Roman" w:hAnsi="Arial" w:cs="Arial"/>
+                <w:kern w:val="0"/>
+                <w14:ligatures w14:val="none"/>
+              </w:rPr>
+            </w:pPr>
+            <w:r>
+              <w:rPr>
+                <w:rFonts w:ascii="Arial" w:hAnsi="Arial" w:cs="Arial"/>
+              </w:rPr>
+              <w:t>ISS interior</w:t>
+            </w:r>
+          </w:p>
+        </w:tc>
+        <w:tc>
+          <w:tcPr>
+            <w:tcW w:w="2254" w:type="dxa"/>
+          </w:tcPr>
+          <w:p>
+            <w:pPr>
+              <w:spacing w:before="100" w:beforeAutospacing="1" w:after="100" w:afterAutospacing="1"/>
+              <w:rPr>
+                <w:rFonts w:ascii="Arial" w:eastAsia="Times New Roman" w:hAnsi="Arial" w:cs="Arial"/>
+                <w:kern w:val="0"/>
+                <w14:ligatures w14:val="none"/>
+              </w:rPr>
+            </w:pPr>
+            <w:r>
+              <w:rPr>
+                <w:rFonts w:ascii="Arial" w:hAnsi="Arial" w:cs="Arial"/>
+              </w:rPr>
+              <w:t>Yes, small fire</w:t>
+            </w:r>
+          </w:p>
+        </w:tc>
+        <w:tc>
+          <w:tcPr>
+            <w:tcW w:w="2254" w:type="dxa"/>
+          </w:tcPr>
+          <w:p>
+            <w:pPr>
+              <w:spacing w:before="100" w:beforeAutospacing="1" w:after="100" w:afterAutospacing="1"/>
+              <w:rPr>
+                <w:rFonts w:ascii="Arial" w:eastAsia="Times New Roman" w:hAnsi="Arial" w:cs="Arial"/>
+                <w:kern w:val="0"/>
+                <w14:ligatures w14:val="none"/>
+              </w:rPr>
+            </w:pPr>
+            <w:r>
+              <w:rPr>
+                <w:rFonts w:ascii="Arial" w:hAnsi="Arial" w:cs="Arial"/>
+              </w:rPr>
+              <w:t>No fireball explosion</w:t>
+            </w:r>
+          </w:p>
+        </w:tc>
+        <w:tc>
+          <w:tcPr>
+            <w:tcW w:w="2254" w:type="dxa"/>
+          </w:tcPr>
+          <w:p>
+            <w:pPr>
+              <w:spacing w:before="100" w:beforeAutospacing="1" w:after="100" w:afterAutospacing="1"/>
+              <w:rPr>
+                <w:rFonts w:ascii="Arial" w:eastAsia="Times New Roman" w:hAnsi="Arial" w:cs="Arial"/>
+                <w:kern w:val="0"/>
+                <w14:ligatures w14:val="none"/>
+              </w:rPr>
+            </w:pPr>
+            <w:r>
+              <w:rPr>
+                <w:rFonts w:ascii="Arial" w:hAnsi="Arial" w:cs="Arial"/>
+              </w:rPr>
+              <w:t>Fire weakens as oxygen drops; depressurization is main danger</w:t>
+            </w:r>
+          </w:p>
+        </w:tc>
+      </w:tr>
+      <w:tr>
+        <w:tc>
+          <w:tcPr>
+            <w:tcW w:w="2254" w:type="dxa"/>
+          </w:tcPr>
+          <w:p>
+            <w:pPr>
+              <w:spacing w:before="100" w:beforeAutospacing="1" w:after="100" w:afterAutospacing="1"/>
+              <w:rPr>
+                <w:rFonts w:ascii="Arial" w:eastAsia="Times New Roman" w:hAnsi="Arial" w:cs="Arial"/>
+                <w:kern w:val="0"/>
+                <w14:ligatures w14:val="none"/>
+              </w:rPr>
+            </w:pPr>
+            <w:r>
+              <w:rPr>
+                <w:rFonts w:ascii="Arial" w:hAnsi="Arial" w:cs="Arial"/>
+              </w:rPr>
+              <w:t>ISS exterior</w:t>
+            </w:r>
+          </w:p>
+        </w:tc>
+        <w:tc>
+          <w:tcPr>
+            <w:tcW w:w="2254" w:type="dxa"/>
+          </w:tcPr>
+          <w:p>
+            <w:pPr>
+              <w:spacing w:before="100" w:beforeAutospacing="1" w:after="100" w:afterAutospacing="1"/>
+              <w:rPr>
+                <w:rFonts w:ascii="Arial" w:eastAsia="Times New Roman" w:hAnsi="Arial" w:cs="Arial"/>
+                <w:kern w:val="0"/>
+                <w14:ligatures w14:val="none"/>
+              </w:rPr>
+            </w:pPr>
+            <w:r>
+              <w:rPr>
+                <w:rFonts w:ascii="Arial" w:eastAsia="Times New Roman" w:hAnsi="Arial" w:cs="Arial"/>
+                <w:kern w:val="0"/>
+                <w14:ligatures w14:val="none"/>
+              </w:rPr>
+              <w:t>No</w:t>
+            </w:r>
+          </w:p>
+        </w:tc>
+        <w:tc>
+          <w:tcPr>
+            <w:tcW w:w="2254" w:type="dxa"/>
+          </w:tcPr>
+          <w:p>
+            <w:pPr>
+              <w:spacing w:before="100" w:beforeAutospacing="1" w:after="100" w:afterAutospacing="1"/>
+              <w:rPr>
+                <w:rFonts w:ascii="Arial" w:eastAsia="Times New Roman" w:hAnsi="Arial" w:cs="Arial"/>
+                <w:kern w:val="0"/>
+                <w14:ligatures w14:val="none"/>
+              </w:rPr>
+            </w:pPr>
+            <w:r>
+              <w:rPr>
+                <w:rFonts w:ascii="Arial" w:hAnsi="Arial" w:cs="Arial"/>
+              </w:rPr>
+              <w:t>I</w:t>
+            </w:r>
+            <w:r>
+              <w:rPr>
+                <w:rFonts w:ascii="Arial" w:hAnsi="Arial" w:cs="Arial"/>
+              </w:rPr>
+              <w:t>mpossible</w:t>
+            </w:r>
+          </w:p>
+        </w:tc>
+        <w:tc>
+          <w:tcPr>
+            <w:tcW w:w="2254" w:type="dxa"/>
+          </w:tcPr>
+          <w:p>
+            <w:pPr>
+              <w:spacing w:before="100" w:beforeAutospacing="1" w:after="100" w:afterAutospacing="1"/>
+              <w:rPr>
+                <w:rFonts w:ascii="Arial" w:eastAsia="Times New Roman" w:hAnsi="Arial" w:cs="Arial"/>
+                <w:kern w:val="0"/>
+                <w14:ligatures w14:val="none"/>
+              </w:rPr>
+            </w:pPr>
+            <w:r>
+              <w:rPr>
+                <w:rFonts w:ascii="Arial" w:hAnsi="Arial" w:cs="Arial"/>
+              </w:rPr>
+              <w:t>Vacuum prevents combustion</w:t>
+            </w:r>
+          </w:p>
+        </w:tc>
+      </w:tr>
+      <w:tr>
+        <w:tc>
+          <w:tcPr>
+            <w:tcW w:w="2254" w:type="dxa"/>
+          </w:tcPr>
+          <w:p>
+            <w:pPr>
+              <w:spacing w:before="100" w:beforeAutospacing="1" w:after="100" w:afterAutospacing="1"/>
+              <w:rPr>
+                <w:rFonts w:ascii="Arial" w:eastAsia="Times New Roman" w:hAnsi="Arial" w:cs="Arial"/>
+                <w:kern w:val="0"/>
+                <w14:ligatures w14:val="none"/>
+              </w:rPr>
+            </w:pPr>
+            <w:r>
+              <w:rPr>
+                <w:rFonts w:ascii="Arial" w:hAnsi="Arial" w:cs="Arial"/>
+              </w:rPr>
+              <w:t>ISS pressurized tanks</w:t>
+            </w:r>
+          </w:p>
+        </w:tc>
+        <w:tc>
+          <w:tcPr>
+            <w:tcW w:w="2254" w:type="dxa"/>
+          </w:tcPr>
+          <w:p>
+            <w:pPr>
+              <w:spacing w:before="100" w:beforeAutospacing="1" w:after="100" w:afterAutospacing="1"/>
+              <w:rPr>
+                <w:rFonts w:ascii="Arial" w:eastAsia="Times New Roman" w:hAnsi="Arial" w:cs="Arial"/>
+                <w:kern w:val="0"/>
+                <w14:ligatures w14:val="none"/>
+              </w:rPr>
+            </w:pPr>
+            <w:r>
+              <w:rPr>
+                <w:rFonts w:ascii="Arial" w:eastAsia="Times New Roman" w:hAnsi="Arial" w:cs="Arial"/>
+                <w:kern w:val="0"/>
+                <w14:ligatures w14:val="none"/>
+              </w:rPr>
+              <w:t>No</w:t>
+            </w:r>
+          </w:p>
+        </w:tc>
+        <w:tc>
+          <w:tcPr>
+            <w:tcW w:w="2254" w:type="dxa"/>
+          </w:tcPr>
+          <w:p>
+            <w:pPr>
+              <w:spacing w:before="100" w:beforeAutospacing="1" w:after="100" w:afterAutospacing="1"/>
+              <w:rPr>
+                <w:rFonts w:ascii="Arial" w:eastAsia="Times New Roman" w:hAnsi="Arial" w:cs="Arial"/>
+                <w:kern w:val="0"/>
+                <w14:ligatures w14:val="none"/>
+              </w:rPr>
+            </w:pPr>
+            <w:r>
+              <w:rPr>
+                <w:rFonts w:ascii="Arial" w:hAnsi="Arial" w:cs="Arial"/>
+              </w:rPr>
+              <w:t>Local rupture possible</w:t>
+            </w:r>
+          </w:p>
+        </w:tc>
+        <w:tc>
+          <w:tcPr>
+            <w:tcW w:w="2254" w:type="dxa"/>
+          </w:tcPr>
+          <w:p>
+            <w:pPr>
+              <w:spacing w:before="100" w:beforeAutospacing="1" w:after="100" w:afterAutospacing="1"/>
+              <w:rPr>
+                <w:rFonts w:ascii="Arial" w:eastAsia="Times New Roman" w:hAnsi="Arial" w:cs="Arial"/>
+                <w:kern w:val="0"/>
+                <w14:ligatures w14:val="none"/>
+              </w:rPr>
+            </w:pPr>
+            <w:r>
+              <w:rPr>
+                <w:rFonts w:ascii="Arial" w:hAnsi="Arial" w:cs="Arial"/>
+              </w:rPr>
+              <w:t>Structural burst, not station</w:t>
+            </w:r>
+            <w:r>
+              <w:rPr>
+                <w:rFonts w:ascii="Arial" w:hAnsi="Arial" w:cs="Arial"/>
+              </w:rPr>
+              <w:noBreakHyphen/>
+              <w:t>wide explosion</w:t>
+            </w:r>
+          </w:p>
+        </w:tc>
+      </w:tr>
+      <w:tr>
+        <w:tc>
+          <w:tcPr>
+            <w:tcW w:w="2254" w:type="dxa"/>
+          </w:tcPr>
+          <w:p>
+            <w:pPr>
+              <w:spacing w:before="100" w:beforeAutospacing="1" w:after="100" w:afterAutospacing="1"/>
+              <w:rPr>
+                <w:rFonts w:ascii="Arial" w:eastAsia="Times New Roman" w:hAnsi="Arial" w:cs="Arial"/>
+                <w:kern w:val="0"/>
+                <w14:ligatures w14:val="none"/>
+              </w:rPr>
+            </w:pPr>
+            <w:r>
+              <w:rPr>
+                <w:rFonts w:ascii="Arial" w:hAnsi="Arial" w:cs="Arial"/>
+              </w:rPr>
+              <w:t>Spacecraft engine leak</w:t>
+            </w:r>
+          </w:p>
+        </w:tc>
+        <w:tc>
+          <w:tcPr>
+            <w:tcW w:w="2254" w:type="dxa"/>
+          </w:tcPr>
+          <w:p>
+            <w:pPr>
+              <w:spacing w:before="100" w:beforeAutospacing="1" w:after="100" w:afterAutospacing="1"/>
+              <w:rPr>
+                <w:rFonts w:ascii="Arial" w:eastAsia="Times New Roman" w:hAnsi="Arial" w:cs="Arial"/>
+                <w:kern w:val="0"/>
+                <w14:ligatures w14:val="none"/>
+              </w:rPr>
+            </w:pPr>
+            <w:r>
+              <w:rPr>
+                <w:rFonts w:ascii="Arial" w:hAnsi="Arial" w:cs="Arial"/>
+              </w:rPr>
+              <w:t>No external fire</w:t>
+            </w:r>
+          </w:p>
+        </w:tc>
+        <w:tc>
+          <w:tcPr>
+            <w:tcW w:w="2254" w:type="dxa"/>
+          </w:tcPr>
+          <w:p>
+            <w:pPr>
+              <w:spacing w:before="100" w:beforeAutospacing="1" w:after="100" w:afterAutospacing="1"/>
+              <w:rPr>
+                <w:rFonts w:ascii="Arial" w:eastAsia="Times New Roman" w:hAnsi="Arial" w:cs="Arial"/>
+                <w:kern w:val="0"/>
+                <w14:ligatures w14:val="none"/>
+              </w:rPr>
+            </w:pPr>
+            <w:r>
+              <w:rPr>
+                <w:rFonts w:ascii="Arial" w:hAnsi="Arial" w:cs="Arial"/>
+              </w:rPr>
+              <w:t>T</w:t>
+            </w:r>
+            <w:r>
+              <w:rPr>
+                <w:rFonts w:ascii="Arial" w:hAnsi="Arial" w:cs="Arial"/>
+              </w:rPr>
+              <w:t>ank rupture possible</w:t>
+            </w:r>
+          </w:p>
+        </w:tc>
+        <w:tc>
+          <w:tcPr>
+            <w:tcW w:w="2254" w:type="dxa"/>
+          </w:tcPr>
+          <w:p>
+            <w:pPr>
+              <w:spacing w:before="100" w:beforeAutospacing="1" w:after="100" w:afterAutospacing="1"/>
+              <w:rPr>
+                <w:rFonts w:ascii="Arial" w:eastAsia="Times New Roman" w:hAnsi="Arial" w:cs="Arial"/>
+                <w:kern w:val="0"/>
+                <w14:ligatures w14:val="none"/>
+              </w:rPr>
+            </w:pPr>
+            <w:r>
+              <w:rPr>
+                <w:rFonts w:ascii="Arial" w:hAnsi="Arial" w:cs="Arial"/>
+              </w:rPr>
+              <w:t>Fuel/oxidizer leak into vacuum; no fireball</w:t>
+            </w:r>
+          </w:p>
+        </w:tc>
+      </w:tr>
+    </w:tbl>
+    <w:p>
+      <w:pPr>
+        <w:spacing w:before="100" w:beforeAutospacing="1" w:after="100" w:afterAutospacing="1" w:line="240" w:lineRule="auto"/>
+        <w:rPr>
+          <w:rFonts w:ascii="Arial" w:eastAsia="Times New Roman" w:hAnsi="Arial" w:cs="Arial"/>
+          <w:kern w:val="0"/>
+          <w14:ligatures w14:val="none"/>
+        </w:rPr>
+      </w:pPr>
+    </w:p>
+    <w:p>
+      <w:pPr>
+        <w:spacing w:before="100" w:beforeAutospacing="1" w:after="100" w:afterAutospacing="1" w:line="240" w:lineRule="auto"/>
+        <w:rPr>
+          <w:rFonts w:ascii="Arial" w:eastAsia="Times New Roman" w:hAnsi="Arial" w:cs="Arial"/>
+          <w:kern w:val="0"/>
+          <w14:ligatures w14:val="none"/>
+        </w:rPr>
+      </w:pPr>
+    </w:p>
+    <w:p>
+      <w:pPr>
+        <w:spacing w:before="100" w:beforeAutospacing="1" w:after="100" w:afterAutospacing="1" w:line="240" w:lineRule="auto"/>
+        <w:jc w:val="both"/>
+        <w:rPr>
+          <w:rFonts w:ascii="Arial" w:eastAsia="Times New Roman" w:hAnsi="Arial" w:cs="Arial"/>
+          <w:kern w:val="0"/>
+          <w14:ligatures w14:val="none"/>
+        </w:rPr>
+      </w:pPr>
     </w:p>
     <w:p>
       <w:pPr>
@@ -1345,6 +3407,602 @@
 <file path=word/numbering.xml><?xml version="1.0" encoding="utf-8"?>
 <w:numbering xmlns:wpc="http://schemas.microsoft.com/office/word/2010/wordprocessingCanvas" xmlns:cx="http://schemas.microsoft.com/office/drawing/2014/chartex" xmlns:cx1="http://schemas.microsoft.com/office/drawing/2015/9/8/chartex" xmlns:cx2="http://schemas.microsoft.com/office/drawing/2015/10/21/chartex" xmlns:cx3="http://schemas.microsoft.com/office/drawing/2016/5/9/chartex" xmlns:cx4="http://schemas.microsoft.com/office/drawing/2016/5/10/chartex" xmlns:cx5="http://schemas.microsoft.com/office/drawing/2016/5/11/chartex" xmlns:cx6="http://schemas.microsoft.com/office/drawing/2016/5/12/chartex" xmlns:cx7="http://schemas.microsoft.com/office/drawing/2016/5/13/chartex" xmlns:cx8="http://schemas.microsoft.com/office/drawing/2016/5/14/chartex" xmlns:mc="http://schemas.openxmlformats.org/markup-compatibility/2006" xmlns:m="http://schemas.openxmlformats.org/officeDocument/2006/math" xmlns:aink="http://schemas.microsoft.com/office/drawing/2016/ink" xmlns:am3d="http://schemas.microsoft.com/office/drawing/2017/model3d" xmlns:oel="http://schemas.microsoft.com/office/2019/extlst" xmlns:r="http://schemas.openxmlformats.org/officeDocument/2006/relationships" xmlns:wp14="http://schemas.microsoft.com/office/word/2010/wordprocessingDrawing" xmlns:wp="http://schemas.openxmlformats.org/drawingml/2006/wordprocessingDrawing" xmlns:wpg="http://schemas.microsoft.com/office/word/2010/wordprocessingGroup" xmlns:wpi="http://schemas.microsoft.com/office/word/2010/wordprocessingInk" xmlns:wps="http://schemas.microsoft.com/office/word/2010/wordprocessingShape" xmlns:o="urn:schemas-microsoft-com:office:office" xmlns:v="urn:schemas-microsoft-com:vml" xmlns:w10="urn:schemas-microsoft-com:office:word" xmlns:w="http://schemas.openxmlformats.org/wordprocessingml/2006/main" xmlns:w14="http://schemas.microsoft.com/office/word/2010/wordml" xmlns:w15="http://schemas.microsoft.com/office/word/2012/wordml" xmlns:w16cei="http://schemas.microsoft.com/office/word/2026/wordml/cei" xmlns:w16cex="http://schemas.microsoft.com/office/word/2018/wordml/cex" xmlns:w16cid="http://schemas.microsoft.com/office/word/2016/wordml/cid" xmlns:w16="http://schemas.microsoft.com/office/word/2018/wordml" xmlns:w16sdtdh="http://schemas.microsoft.com/office/word/2020/wordml/sdtdatahash" xmlns:w16sdtfl="http://schemas.microsoft.com/office/word/2024/wordml/sdtformatlock" xmlns:w16se="http://schemas.microsoft.com/office/word/2015/wordml/symex" xmlns:w16du="http://schemas.microsoft.com/office/word/2023/wordml/word16du" xmlns:wne="http://schemas.microsoft.com/office/word/2006/wordml" mc:Ignorable="w14 w15 w16se w16cid w16 w16cex w16sdtdh w16sdtfl w16du wp14">
   <w:abstractNum w:abstractNumId="0" w15:restartNumberingAfterBreak="0">
+    <w:nsid w:val="001D0770"/>
+    <w:multiLevelType w:val="multilevel"/>
+    <w:tmpl w:val="0F187A78"/>
+    <w:lvl w:ilvl="0">
+      <w:start w:val="1"/>
+      <w:numFmt w:val="bullet"/>
+      <w:lvlText w:val=""/>
+      <w:lvlJc w:val="left"/>
+      <w:pPr>
+        <w:tabs>
+          <w:tab w:val="num" w:pos="720"/>
+        </w:tabs>
+        <w:ind w:left="720" w:hanging="360"/>
+      </w:pPr>
+      <w:rPr>
+        <w:rFonts w:ascii="Symbol" w:hAnsi="Symbol" w:hint="default"/>
+        <w:sz w:val="20"/>
+      </w:rPr>
+    </w:lvl>
+    <w:lvl w:ilvl="1" w:tentative="1">
+      <w:start w:val="1"/>
+      <w:numFmt w:val="bullet"/>
+      <w:lvlText w:val="o"/>
+      <w:lvlJc w:val="left"/>
+      <w:pPr>
+        <w:tabs>
+          <w:tab w:val="num" w:pos="1440"/>
+        </w:tabs>
+        <w:ind w:left="1440" w:hanging="360"/>
+      </w:pPr>
+      <w:rPr>
+        <w:rFonts w:ascii="Courier New" w:hAnsi="Courier New" w:hint="default"/>
+        <w:sz w:val="20"/>
+      </w:rPr>
+    </w:lvl>
+    <w:lvl w:ilvl="2" w:tentative="1">
+      <w:start w:val="1"/>
+      <w:numFmt w:val="bullet"/>
+      <w:lvlText w:val=""/>
+      <w:lvlJc w:val="left"/>
+      <w:pPr>
+        <w:tabs>
+          <w:tab w:val="num" w:pos="2160"/>
+        </w:tabs>
+        <w:ind w:left="2160" w:hanging="360"/>
+      </w:pPr>
+      <w:rPr>
+        <w:rFonts w:ascii="Wingdings" w:hAnsi="Wingdings" w:hint="default"/>
+        <w:sz w:val="20"/>
+      </w:rPr>
+    </w:lvl>
+    <w:lvl w:ilvl="3" w:tentative="1">
+      <w:start w:val="1"/>
+      <w:numFmt w:val="bullet"/>
+      <w:lvlText w:val=""/>
+      <w:lvlJc w:val="left"/>
+      <w:pPr>
+        <w:tabs>
+          <w:tab w:val="num" w:pos="2880"/>
+        </w:tabs>
+        <w:ind w:left="2880" w:hanging="360"/>
+      </w:pPr>
+      <w:rPr>
+        <w:rFonts w:ascii="Wingdings" w:hAnsi="Wingdings" w:hint="default"/>
+        <w:sz w:val="20"/>
+      </w:rPr>
+    </w:lvl>
+    <w:lvl w:ilvl="4" w:tentative="1">
+      <w:start w:val="1"/>
+      <w:numFmt w:val="bullet"/>
+      <w:lvlText w:val=""/>
+      <w:lvlJc w:val="left"/>
+      <w:pPr>
+        <w:tabs>
+          <w:tab w:val="num" w:pos="3600"/>
+        </w:tabs>
+        <w:ind w:left="3600" w:hanging="360"/>
+      </w:pPr>
+      <w:rPr>
+        <w:rFonts w:ascii="Wingdings" w:hAnsi="Wingdings" w:hint="default"/>
+        <w:sz w:val="20"/>
+      </w:rPr>
+    </w:lvl>
+    <w:lvl w:ilvl="5" w:tentative="1">
+      <w:start w:val="1"/>
+      <w:numFmt w:val="bullet"/>
+      <w:lvlText w:val=""/>
+      <w:lvlJc w:val="left"/>
+      <w:pPr>
+        <w:tabs>
+          <w:tab w:val="num" w:pos="4320"/>
+        </w:tabs>
+        <w:ind w:left="4320" w:hanging="360"/>
+      </w:pPr>
+      <w:rPr>
+        <w:rFonts w:ascii="Wingdings" w:hAnsi="Wingdings" w:hint="default"/>
+        <w:sz w:val="20"/>
+      </w:rPr>
+    </w:lvl>
+    <w:lvl w:ilvl="6" w:tentative="1">
+      <w:start w:val="1"/>
+      <w:numFmt w:val="bullet"/>
+      <w:lvlText w:val=""/>
+      <w:lvlJc w:val="left"/>
+      <w:pPr>
+        <w:tabs>
+          <w:tab w:val="num" w:pos="5040"/>
+        </w:tabs>
+        <w:ind w:left="5040" w:hanging="360"/>
+      </w:pPr>
+      <w:rPr>
+        <w:rFonts w:ascii="Wingdings" w:hAnsi="Wingdings" w:hint="default"/>
+        <w:sz w:val="20"/>
+      </w:rPr>
+    </w:lvl>
+    <w:lvl w:ilvl="7" w:tentative="1">
+      <w:start w:val="1"/>
+      <w:numFmt w:val="bullet"/>
+      <w:lvlText w:val=""/>
+      <w:lvlJc w:val="left"/>
+      <w:pPr>
+        <w:tabs>
+          <w:tab w:val="num" w:pos="5760"/>
+        </w:tabs>
+        <w:ind w:left="5760" w:hanging="360"/>
+      </w:pPr>
+      <w:rPr>
+        <w:rFonts w:ascii="Wingdings" w:hAnsi="Wingdings" w:hint="default"/>
+        <w:sz w:val="20"/>
+      </w:rPr>
+    </w:lvl>
+    <w:lvl w:ilvl="8" w:tentative="1">
+      <w:start w:val="1"/>
+      <w:numFmt w:val="bullet"/>
+      <w:lvlText w:val=""/>
+      <w:lvlJc w:val="left"/>
+      <w:pPr>
+        <w:tabs>
+          <w:tab w:val="num" w:pos="6480"/>
+        </w:tabs>
+        <w:ind w:left="6480" w:hanging="360"/>
+      </w:pPr>
+      <w:rPr>
+        <w:rFonts w:ascii="Wingdings" w:hAnsi="Wingdings" w:hint="default"/>
+        <w:sz w:val="20"/>
+      </w:rPr>
+    </w:lvl>
+  </w:abstractNum>
+  <w:abstractNum w:abstractNumId="1" w15:restartNumberingAfterBreak="0">
+    <w:nsid w:val="2184768E"/>
+    <w:multiLevelType w:val="multilevel"/>
+    <w:tmpl w:val="D778D328"/>
+    <w:lvl w:ilvl="0">
+      <w:start w:val="1"/>
+      <w:numFmt w:val="bullet"/>
+      <w:lvlText w:val=""/>
+      <w:lvlJc w:val="left"/>
+      <w:pPr>
+        <w:tabs>
+          <w:tab w:val="num" w:pos="720"/>
+        </w:tabs>
+        <w:ind w:left="720" w:hanging="360"/>
+      </w:pPr>
+      <w:rPr>
+        <w:rFonts w:ascii="Symbol" w:hAnsi="Symbol" w:hint="default"/>
+        <w:sz w:val="20"/>
+      </w:rPr>
+    </w:lvl>
+    <w:lvl w:ilvl="1" w:tentative="1">
+      <w:start w:val="1"/>
+      <w:numFmt w:val="bullet"/>
+      <w:lvlText w:val="o"/>
+      <w:lvlJc w:val="left"/>
+      <w:pPr>
+        <w:tabs>
+          <w:tab w:val="num" w:pos="1440"/>
+        </w:tabs>
+        <w:ind w:left="1440" w:hanging="360"/>
+      </w:pPr>
+      <w:rPr>
+        <w:rFonts w:ascii="Courier New" w:hAnsi="Courier New" w:hint="default"/>
+        <w:sz w:val="20"/>
+      </w:rPr>
+    </w:lvl>
+    <w:lvl w:ilvl="2" w:tentative="1">
+      <w:start w:val="1"/>
+      <w:numFmt w:val="bullet"/>
+      <w:lvlText w:val=""/>
+      <w:lvlJc w:val="left"/>
+      <w:pPr>
+        <w:tabs>
+          <w:tab w:val="num" w:pos="2160"/>
+        </w:tabs>
+        <w:ind w:left="2160" w:hanging="360"/>
+      </w:pPr>
+      <w:rPr>
+        <w:rFonts w:ascii="Wingdings" w:hAnsi="Wingdings" w:hint="default"/>
+        <w:sz w:val="20"/>
+      </w:rPr>
+    </w:lvl>
+    <w:lvl w:ilvl="3" w:tentative="1">
+      <w:start w:val="1"/>
+      <w:numFmt w:val="bullet"/>
+      <w:lvlText w:val=""/>
+      <w:lvlJc w:val="left"/>
+      <w:pPr>
+        <w:tabs>
+          <w:tab w:val="num" w:pos="2880"/>
+        </w:tabs>
+        <w:ind w:left="2880" w:hanging="360"/>
+      </w:pPr>
+      <w:rPr>
+        <w:rFonts w:ascii="Wingdings" w:hAnsi="Wingdings" w:hint="default"/>
+        <w:sz w:val="20"/>
+      </w:rPr>
+    </w:lvl>
+    <w:lvl w:ilvl="4" w:tentative="1">
+      <w:start w:val="1"/>
+      <w:numFmt w:val="bullet"/>
+      <w:lvlText w:val=""/>
+      <w:lvlJc w:val="left"/>
+      <w:pPr>
+        <w:tabs>
+          <w:tab w:val="num" w:pos="3600"/>
+        </w:tabs>
+        <w:ind w:left="3600" w:hanging="360"/>
+      </w:pPr>
+      <w:rPr>
+        <w:rFonts w:ascii="Wingdings" w:hAnsi="Wingdings" w:hint="default"/>
+        <w:sz w:val="20"/>
+      </w:rPr>
+    </w:lvl>
+    <w:lvl w:ilvl="5" w:tentative="1">
+      <w:start w:val="1"/>
+      <w:numFmt w:val="bullet"/>
+      <w:lvlText w:val=""/>
+      <w:lvlJc w:val="left"/>
+      <w:pPr>
+        <w:tabs>
+          <w:tab w:val="num" w:pos="4320"/>
+        </w:tabs>
+        <w:ind w:left="4320" w:hanging="360"/>
+      </w:pPr>
+      <w:rPr>
+        <w:rFonts w:ascii="Wingdings" w:hAnsi="Wingdings" w:hint="default"/>
+        <w:sz w:val="20"/>
+      </w:rPr>
+    </w:lvl>
+    <w:lvl w:ilvl="6" w:tentative="1">
+      <w:start w:val="1"/>
+      <w:numFmt w:val="bullet"/>
+      <w:lvlText w:val=""/>
+      <w:lvlJc w:val="left"/>
+      <w:pPr>
+        <w:tabs>
+          <w:tab w:val="num" w:pos="5040"/>
+        </w:tabs>
+        <w:ind w:left="5040" w:hanging="360"/>
+      </w:pPr>
+      <w:rPr>
+        <w:rFonts w:ascii="Wingdings" w:hAnsi="Wingdings" w:hint="default"/>
+        <w:sz w:val="20"/>
+      </w:rPr>
+    </w:lvl>
+    <w:lvl w:ilvl="7" w:tentative="1">
+      <w:start w:val="1"/>
+      <w:numFmt w:val="bullet"/>
+      <w:lvlText w:val=""/>
+      <w:lvlJc w:val="left"/>
+      <w:pPr>
+        <w:tabs>
+          <w:tab w:val="num" w:pos="5760"/>
+        </w:tabs>
+        <w:ind w:left="5760" w:hanging="360"/>
+      </w:pPr>
+      <w:rPr>
+        <w:rFonts w:ascii="Wingdings" w:hAnsi="Wingdings" w:hint="default"/>
+        <w:sz w:val="20"/>
+      </w:rPr>
+    </w:lvl>
+    <w:lvl w:ilvl="8" w:tentative="1">
+      <w:start w:val="1"/>
+      <w:numFmt w:val="bullet"/>
+      <w:lvlText w:val=""/>
+      <w:lvlJc w:val="left"/>
+      <w:pPr>
+        <w:tabs>
+          <w:tab w:val="num" w:pos="6480"/>
+        </w:tabs>
+        <w:ind w:left="6480" w:hanging="360"/>
+      </w:pPr>
+      <w:rPr>
+        <w:rFonts w:ascii="Wingdings" w:hAnsi="Wingdings" w:hint="default"/>
+        <w:sz w:val="20"/>
+      </w:rPr>
+    </w:lvl>
+  </w:abstractNum>
+  <w:abstractNum w:abstractNumId="2" w15:restartNumberingAfterBreak="0">
+    <w:nsid w:val="27400636"/>
+    <w:multiLevelType w:val="multilevel"/>
+    <w:tmpl w:val="DA488E86"/>
+    <w:lvl w:ilvl="0">
+      <w:start w:val="1"/>
+      <w:numFmt w:val="bullet"/>
+      <w:lvlText w:val=""/>
+      <w:lvlJc w:val="left"/>
+      <w:pPr>
+        <w:tabs>
+          <w:tab w:val="num" w:pos="720"/>
+        </w:tabs>
+        <w:ind w:left="720" w:hanging="360"/>
+      </w:pPr>
+      <w:rPr>
+        <w:rFonts w:ascii="Symbol" w:hAnsi="Symbol" w:hint="default"/>
+        <w:sz w:val="20"/>
+      </w:rPr>
+    </w:lvl>
+    <w:lvl w:ilvl="1" w:tentative="1">
+      <w:start w:val="1"/>
+      <w:numFmt w:val="bullet"/>
+      <w:lvlText w:val="o"/>
+      <w:lvlJc w:val="left"/>
+      <w:pPr>
+        <w:tabs>
+          <w:tab w:val="num" w:pos="1440"/>
+        </w:tabs>
+        <w:ind w:left="1440" w:hanging="360"/>
+      </w:pPr>
+      <w:rPr>
+        <w:rFonts w:ascii="Courier New" w:hAnsi="Courier New" w:hint="default"/>
+        <w:sz w:val="20"/>
+      </w:rPr>
+    </w:lvl>
+    <w:lvl w:ilvl="2" w:tentative="1">
+      <w:start w:val="1"/>
+      <w:numFmt w:val="bullet"/>
+      <w:lvlText w:val=""/>
+      <w:lvlJc w:val="left"/>
+      <w:pPr>
+        <w:tabs>
+          <w:tab w:val="num" w:pos="2160"/>
+        </w:tabs>
+        <w:ind w:left="2160" w:hanging="360"/>
+      </w:pPr>
+      <w:rPr>
+        <w:rFonts w:ascii="Wingdings" w:hAnsi="Wingdings" w:hint="default"/>
+        <w:sz w:val="20"/>
+      </w:rPr>
+    </w:lvl>
+    <w:lvl w:ilvl="3" w:tentative="1">
+      <w:start w:val="1"/>
+      <w:numFmt w:val="bullet"/>
+      <w:lvlText w:val=""/>
+      <w:lvlJc w:val="left"/>
+      <w:pPr>
+        <w:tabs>
+          <w:tab w:val="num" w:pos="2880"/>
+        </w:tabs>
+        <w:ind w:left="2880" w:hanging="360"/>
+      </w:pPr>
+      <w:rPr>
+        <w:rFonts w:ascii="Wingdings" w:hAnsi="Wingdings" w:hint="default"/>
+        <w:sz w:val="20"/>
+      </w:rPr>
+    </w:lvl>
+    <w:lvl w:ilvl="4" w:tentative="1">
+      <w:start w:val="1"/>
+      <w:numFmt w:val="bullet"/>
+      <w:lvlText w:val=""/>
+      <w:lvlJc w:val="left"/>
+      <w:pPr>
+        <w:tabs>
+          <w:tab w:val="num" w:pos="3600"/>
+        </w:tabs>
+        <w:ind w:left="3600" w:hanging="360"/>
+      </w:pPr>
+      <w:rPr>
+        <w:rFonts w:ascii="Wingdings" w:hAnsi="Wingdings" w:hint="default"/>
+        <w:sz w:val="20"/>
+      </w:rPr>
+    </w:lvl>
+    <w:lvl w:ilvl="5" w:tentative="1">
+      <w:start w:val="1"/>
+      <w:numFmt w:val="bullet"/>
+      <w:lvlText w:val=""/>
+      <w:lvlJc w:val="left"/>
+      <w:pPr>
+        <w:tabs>
+          <w:tab w:val="num" w:pos="4320"/>
+        </w:tabs>
+        <w:ind w:left="4320" w:hanging="360"/>
+      </w:pPr>
+      <w:rPr>
+        <w:rFonts w:ascii="Wingdings" w:hAnsi="Wingdings" w:hint="default"/>
+        <w:sz w:val="20"/>
+      </w:rPr>
+    </w:lvl>
+    <w:lvl w:ilvl="6" w:tentative="1">
+      <w:start w:val="1"/>
+      <w:numFmt w:val="bullet"/>
+      <w:lvlText w:val=""/>
+      <w:lvlJc w:val="left"/>
+      <w:pPr>
+        <w:tabs>
+          <w:tab w:val="num" w:pos="5040"/>
+        </w:tabs>
+        <w:ind w:left="5040" w:hanging="360"/>
+      </w:pPr>
+      <w:rPr>
+        <w:rFonts w:ascii="Wingdings" w:hAnsi="Wingdings" w:hint="default"/>
+        <w:sz w:val="20"/>
+      </w:rPr>
+    </w:lvl>
+    <w:lvl w:ilvl="7" w:tentative="1">
+      <w:start w:val="1"/>
+      <w:numFmt w:val="bullet"/>
+      <w:lvlText w:val=""/>
+      <w:lvlJc w:val="left"/>
+      <w:pPr>
+        <w:tabs>
+          <w:tab w:val="num" w:pos="5760"/>
+        </w:tabs>
+        <w:ind w:left="5760" w:hanging="360"/>
+      </w:pPr>
+      <w:rPr>
+        <w:rFonts w:ascii="Wingdings" w:hAnsi="Wingdings" w:hint="default"/>
+        <w:sz w:val="20"/>
+      </w:rPr>
+    </w:lvl>
+    <w:lvl w:ilvl="8" w:tentative="1">
+      <w:start w:val="1"/>
+      <w:numFmt w:val="bullet"/>
+      <w:lvlText w:val=""/>
+      <w:lvlJc w:val="left"/>
+      <w:pPr>
+        <w:tabs>
+          <w:tab w:val="num" w:pos="6480"/>
+        </w:tabs>
+        <w:ind w:left="6480" w:hanging="360"/>
+      </w:pPr>
+      <w:rPr>
+        <w:rFonts w:ascii="Wingdings" w:hAnsi="Wingdings" w:hint="default"/>
+        <w:sz w:val="20"/>
+      </w:rPr>
+    </w:lvl>
+  </w:abstractNum>
+  <w:abstractNum w:abstractNumId="3" w15:restartNumberingAfterBreak="0">
+    <w:nsid w:val="281C01C9"/>
+    <w:multiLevelType w:val="multilevel"/>
+    <w:tmpl w:val="490A55D4"/>
+    <w:lvl w:ilvl="0">
+      <w:start w:val="1"/>
+      <w:numFmt w:val="bullet"/>
+      <w:lvlText w:val=""/>
+      <w:lvlJc w:val="left"/>
+      <w:pPr>
+        <w:tabs>
+          <w:tab w:val="num" w:pos="720"/>
+        </w:tabs>
+        <w:ind w:left="720" w:hanging="360"/>
+      </w:pPr>
+      <w:rPr>
+        <w:rFonts w:ascii="Symbol" w:hAnsi="Symbol" w:hint="default"/>
+        <w:sz w:val="20"/>
+      </w:rPr>
+    </w:lvl>
+    <w:lvl w:ilvl="1" w:tentative="1">
+      <w:start w:val="1"/>
+      <w:numFmt w:val="bullet"/>
+      <w:lvlText w:val="o"/>
+      <w:lvlJc w:val="left"/>
+      <w:pPr>
+        <w:tabs>
+          <w:tab w:val="num" w:pos="1440"/>
+        </w:tabs>
+        <w:ind w:left="1440" w:hanging="360"/>
+      </w:pPr>
+      <w:rPr>
+        <w:rFonts w:ascii="Courier New" w:hAnsi="Courier New" w:hint="default"/>
+        <w:sz w:val="20"/>
+      </w:rPr>
+    </w:lvl>
+    <w:lvl w:ilvl="2" w:tentative="1">
+      <w:start w:val="1"/>
+      <w:numFmt w:val="bullet"/>
+      <w:lvlText w:val=""/>
+      <w:lvlJc w:val="left"/>
+      <w:pPr>
+        <w:tabs>
+          <w:tab w:val="num" w:pos="2160"/>
+        </w:tabs>
+        <w:ind w:left="2160" w:hanging="360"/>
+      </w:pPr>
+      <w:rPr>
+        <w:rFonts w:ascii="Wingdings" w:hAnsi="Wingdings" w:hint="default"/>
+        <w:sz w:val="20"/>
+      </w:rPr>
+    </w:lvl>
+    <w:lvl w:ilvl="3" w:tentative="1">
+      <w:start w:val="1"/>
+      <w:numFmt w:val="bullet"/>
+      <w:lvlText w:val=""/>
+      <w:lvlJc w:val="left"/>
+      <w:pPr>
+        <w:tabs>
+          <w:tab w:val="num" w:pos="2880"/>
+        </w:tabs>
+        <w:ind w:left="2880" w:hanging="360"/>
+      </w:pPr>
+      <w:rPr>
+        <w:rFonts w:ascii="Wingdings" w:hAnsi="Wingdings" w:hint="default"/>
+        <w:sz w:val="20"/>
+      </w:rPr>
+    </w:lvl>
+    <w:lvl w:ilvl="4" w:tentative="1">
+      <w:start w:val="1"/>
+      <w:numFmt w:val="bullet"/>
+      <w:lvlText w:val=""/>
+      <w:lvlJc w:val="left"/>
+      <w:pPr>
+        <w:tabs>
+          <w:tab w:val="num" w:pos="3600"/>
+        </w:tabs>
+        <w:ind w:left="3600" w:hanging="360"/>
+      </w:pPr>
+      <w:rPr>
+        <w:rFonts w:ascii="Wingdings" w:hAnsi="Wingdings" w:hint="default"/>
+        <w:sz w:val="20"/>
+      </w:rPr>
+    </w:lvl>
+    <w:lvl w:ilvl="5" w:tentative="1">
+      <w:start w:val="1"/>
+      <w:numFmt w:val="bullet"/>
+      <w:lvlText w:val=""/>
+      <w:lvlJc w:val="left"/>
+      <w:pPr>
+        <w:tabs>
+          <w:tab w:val="num" w:pos="4320"/>
+        </w:tabs>
+        <w:ind w:left="4320" w:hanging="360"/>
+      </w:pPr>
+      <w:rPr>
+        <w:rFonts w:ascii="Wingdings" w:hAnsi="Wingdings" w:hint="default"/>
+        <w:sz w:val="20"/>
+      </w:rPr>
+    </w:lvl>
+    <w:lvl w:ilvl="6" w:tentative="1">
+      <w:start w:val="1"/>
+      <w:numFmt w:val="bullet"/>
+      <w:lvlText w:val=""/>
+      <w:lvlJc w:val="left"/>
+      <w:pPr>
+        <w:tabs>
+          <w:tab w:val="num" w:pos="5040"/>
+        </w:tabs>
+        <w:ind w:left="5040" w:hanging="360"/>
+      </w:pPr>
+      <w:rPr>
+        <w:rFonts w:ascii="Wingdings" w:hAnsi="Wingdings" w:hint="default"/>
+        <w:sz w:val="20"/>
+      </w:rPr>
+    </w:lvl>
+    <w:lvl w:ilvl="7" w:tentative="1">
+      <w:start w:val="1"/>
+      <w:numFmt w:val="bullet"/>
+      <w:lvlText w:val=""/>
+      <w:lvlJc w:val="left"/>
+      <w:pPr>
+        <w:tabs>
+          <w:tab w:val="num" w:pos="5760"/>
+        </w:tabs>
+        <w:ind w:left="5760" w:hanging="360"/>
+      </w:pPr>
+      <w:rPr>
+        <w:rFonts w:ascii="Wingdings" w:hAnsi="Wingdings" w:hint="default"/>
+        <w:sz w:val="20"/>
+      </w:rPr>
+    </w:lvl>
+    <w:lvl w:ilvl="8" w:tentative="1">
+      <w:start w:val="1"/>
+      <w:numFmt w:val="bullet"/>
+      <w:lvlText w:val=""/>
+      <w:lvlJc w:val="left"/>
+      <w:pPr>
+        <w:tabs>
+          <w:tab w:val="num" w:pos="6480"/>
+        </w:tabs>
+        <w:ind w:left="6480" w:hanging="360"/>
+      </w:pPr>
+      <w:rPr>
+        <w:rFonts w:ascii="Wingdings" w:hAnsi="Wingdings" w:hint="default"/>
+        <w:sz w:val="20"/>
+      </w:rPr>
+    </w:lvl>
+  </w:abstractNum>
+  <w:abstractNum w:abstractNumId="4" w15:restartNumberingAfterBreak="0">
     <w:nsid w:val="2930596B"/>
     <w:multiLevelType w:val="multilevel"/>
     <w:tmpl w:val="2FBA699E"/>
@@ -1493,7 +4151,7 @@
       </w:rPr>
     </w:lvl>
   </w:abstractNum>
-  <w:abstractNum w:abstractNumId="1" w15:restartNumberingAfterBreak="0">
+  <w:abstractNum w:abstractNumId="5" w15:restartNumberingAfterBreak="0">
     <w:nsid w:val="38A128AE"/>
     <w:multiLevelType w:val="multilevel"/>
     <w:tmpl w:val="A74CA112"/>
@@ -1642,7 +4300,7 @@
       </w:rPr>
     </w:lvl>
   </w:abstractNum>
-  <w:abstractNum w:abstractNumId="2" w15:restartNumberingAfterBreak="0">
+  <w:abstractNum w:abstractNumId="6" w15:restartNumberingAfterBreak="0">
     <w:nsid w:val="44BF2930"/>
     <w:multiLevelType w:val="multilevel"/>
     <w:tmpl w:val="90BE7154"/>
@@ -1791,7 +4449,603 @@
       </w:rPr>
     </w:lvl>
   </w:abstractNum>
-  <w:abstractNum w:abstractNumId="3" w15:restartNumberingAfterBreak="0">
+  <w:abstractNum w:abstractNumId="7" w15:restartNumberingAfterBreak="0">
+    <w:nsid w:val="4EFE26AA"/>
+    <w:multiLevelType w:val="multilevel"/>
+    <w:tmpl w:val="E23CD85A"/>
+    <w:lvl w:ilvl="0">
+      <w:start w:val="1"/>
+      <w:numFmt w:val="bullet"/>
+      <w:lvlText w:val=""/>
+      <w:lvlJc w:val="left"/>
+      <w:pPr>
+        <w:tabs>
+          <w:tab w:val="num" w:pos="720"/>
+        </w:tabs>
+        <w:ind w:left="720" w:hanging="360"/>
+      </w:pPr>
+      <w:rPr>
+        <w:rFonts w:ascii="Symbol" w:hAnsi="Symbol" w:hint="default"/>
+        <w:sz w:val="20"/>
+      </w:rPr>
+    </w:lvl>
+    <w:lvl w:ilvl="1" w:tentative="1">
+      <w:start w:val="1"/>
+      <w:numFmt w:val="bullet"/>
+      <w:lvlText w:val="o"/>
+      <w:lvlJc w:val="left"/>
+      <w:pPr>
+        <w:tabs>
+          <w:tab w:val="num" w:pos="1440"/>
+        </w:tabs>
+        <w:ind w:left="1440" w:hanging="360"/>
+      </w:pPr>
+      <w:rPr>
+        <w:rFonts w:ascii="Courier New" w:hAnsi="Courier New" w:hint="default"/>
+        <w:sz w:val="20"/>
+      </w:rPr>
+    </w:lvl>
+    <w:lvl w:ilvl="2" w:tentative="1">
+      <w:start w:val="1"/>
+      <w:numFmt w:val="bullet"/>
+      <w:lvlText w:val=""/>
+      <w:lvlJc w:val="left"/>
+      <w:pPr>
+        <w:tabs>
+          <w:tab w:val="num" w:pos="2160"/>
+        </w:tabs>
+        <w:ind w:left="2160" w:hanging="360"/>
+      </w:pPr>
+      <w:rPr>
+        <w:rFonts w:ascii="Wingdings" w:hAnsi="Wingdings" w:hint="default"/>
+        <w:sz w:val="20"/>
+      </w:rPr>
+    </w:lvl>
+    <w:lvl w:ilvl="3" w:tentative="1">
+      <w:start w:val="1"/>
+      <w:numFmt w:val="bullet"/>
+      <w:lvlText w:val=""/>
+      <w:lvlJc w:val="left"/>
+      <w:pPr>
+        <w:tabs>
+          <w:tab w:val="num" w:pos="2880"/>
+        </w:tabs>
+        <w:ind w:left="2880" w:hanging="360"/>
+      </w:pPr>
+      <w:rPr>
+        <w:rFonts w:ascii="Wingdings" w:hAnsi="Wingdings" w:hint="default"/>
+        <w:sz w:val="20"/>
+      </w:rPr>
+    </w:lvl>
+    <w:lvl w:ilvl="4" w:tentative="1">
+      <w:start w:val="1"/>
+      <w:numFmt w:val="bullet"/>
+      <w:lvlText w:val=""/>
+      <w:lvlJc w:val="left"/>
+      <w:pPr>
+        <w:tabs>
+          <w:tab w:val="num" w:pos="3600"/>
+        </w:tabs>
+        <w:ind w:left="3600" w:hanging="360"/>
+      </w:pPr>
+      <w:rPr>
+        <w:rFonts w:ascii="Wingdings" w:hAnsi="Wingdings" w:hint="default"/>
+        <w:sz w:val="20"/>
+      </w:rPr>
+    </w:lvl>
+    <w:lvl w:ilvl="5" w:tentative="1">
+      <w:start w:val="1"/>
+      <w:numFmt w:val="bullet"/>
+      <w:lvlText w:val=""/>
+      <w:lvlJc w:val="left"/>
+      <w:pPr>
+        <w:tabs>
+          <w:tab w:val="num" w:pos="4320"/>
+        </w:tabs>
+        <w:ind w:left="4320" w:hanging="360"/>
+      </w:pPr>
+      <w:rPr>
+        <w:rFonts w:ascii="Wingdings" w:hAnsi="Wingdings" w:hint="default"/>
+        <w:sz w:val="20"/>
+      </w:rPr>
+    </w:lvl>
+    <w:lvl w:ilvl="6" w:tentative="1">
+      <w:start w:val="1"/>
+      <w:numFmt w:val="bullet"/>
+      <w:lvlText w:val=""/>
+      <w:lvlJc w:val="left"/>
+      <w:pPr>
+        <w:tabs>
+          <w:tab w:val="num" w:pos="5040"/>
+        </w:tabs>
+        <w:ind w:left="5040" w:hanging="360"/>
+      </w:pPr>
+      <w:rPr>
+        <w:rFonts w:ascii="Wingdings" w:hAnsi="Wingdings" w:hint="default"/>
+        <w:sz w:val="20"/>
+      </w:rPr>
+    </w:lvl>
+    <w:lvl w:ilvl="7" w:tentative="1">
+      <w:start w:val="1"/>
+      <w:numFmt w:val="bullet"/>
+      <w:lvlText w:val=""/>
+      <w:lvlJc w:val="left"/>
+      <w:pPr>
+        <w:tabs>
+          <w:tab w:val="num" w:pos="5760"/>
+        </w:tabs>
+        <w:ind w:left="5760" w:hanging="360"/>
+      </w:pPr>
+      <w:rPr>
+        <w:rFonts w:ascii="Wingdings" w:hAnsi="Wingdings" w:hint="default"/>
+        <w:sz w:val="20"/>
+      </w:rPr>
+    </w:lvl>
+    <w:lvl w:ilvl="8" w:tentative="1">
+      <w:start w:val="1"/>
+      <w:numFmt w:val="bullet"/>
+      <w:lvlText w:val=""/>
+      <w:lvlJc w:val="left"/>
+      <w:pPr>
+        <w:tabs>
+          <w:tab w:val="num" w:pos="6480"/>
+        </w:tabs>
+        <w:ind w:left="6480" w:hanging="360"/>
+      </w:pPr>
+      <w:rPr>
+        <w:rFonts w:ascii="Wingdings" w:hAnsi="Wingdings" w:hint="default"/>
+        <w:sz w:val="20"/>
+      </w:rPr>
+    </w:lvl>
+  </w:abstractNum>
+  <w:abstractNum w:abstractNumId="8" w15:restartNumberingAfterBreak="0">
+    <w:nsid w:val="5C736474"/>
+    <w:multiLevelType w:val="multilevel"/>
+    <w:tmpl w:val="F3D261CC"/>
+    <w:lvl w:ilvl="0">
+      <w:start w:val="1"/>
+      <w:numFmt w:val="bullet"/>
+      <w:lvlText w:val=""/>
+      <w:lvlJc w:val="left"/>
+      <w:pPr>
+        <w:tabs>
+          <w:tab w:val="num" w:pos="720"/>
+        </w:tabs>
+        <w:ind w:left="720" w:hanging="360"/>
+      </w:pPr>
+      <w:rPr>
+        <w:rFonts w:ascii="Symbol" w:hAnsi="Symbol" w:hint="default"/>
+        <w:sz w:val="20"/>
+      </w:rPr>
+    </w:lvl>
+    <w:lvl w:ilvl="1" w:tentative="1">
+      <w:start w:val="1"/>
+      <w:numFmt w:val="bullet"/>
+      <w:lvlText w:val="o"/>
+      <w:lvlJc w:val="left"/>
+      <w:pPr>
+        <w:tabs>
+          <w:tab w:val="num" w:pos="1440"/>
+        </w:tabs>
+        <w:ind w:left="1440" w:hanging="360"/>
+      </w:pPr>
+      <w:rPr>
+        <w:rFonts w:ascii="Courier New" w:hAnsi="Courier New" w:hint="default"/>
+        <w:sz w:val="20"/>
+      </w:rPr>
+    </w:lvl>
+    <w:lvl w:ilvl="2" w:tentative="1">
+      <w:start w:val="1"/>
+      <w:numFmt w:val="bullet"/>
+      <w:lvlText w:val=""/>
+      <w:lvlJc w:val="left"/>
+      <w:pPr>
+        <w:tabs>
+          <w:tab w:val="num" w:pos="2160"/>
+        </w:tabs>
+        <w:ind w:left="2160" w:hanging="360"/>
+      </w:pPr>
+      <w:rPr>
+        <w:rFonts w:ascii="Wingdings" w:hAnsi="Wingdings" w:hint="default"/>
+        <w:sz w:val="20"/>
+      </w:rPr>
+    </w:lvl>
+    <w:lvl w:ilvl="3" w:tentative="1">
+      <w:start w:val="1"/>
+      <w:numFmt w:val="bullet"/>
+      <w:lvlText w:val=""/>
+      <w:lvlJc w:val="left"/>
+      <w:pPr>
+        <w:tabs>
+          <w:tab w:val="num" w:pos="2880"/>
+        </w:tabs>
+        <w:ind w:left="2880" w:hanging="360"/>
+      </w:pPr>
+      <w:rPr>
+        <w:rFonts w:ascii="Wingdings" w:hAnsi="Wingdings" w:hint="default"/>
+        <w:sz w:val="20"/>
+      </w:rPr>
+    </w:lvl>
+    <w:lvl w:ilvl="4" w:tentative="1">
+      <w:start w:val="1"/>
+      <w:numFmt w:val="bullet"/>
+      <w:lvlText w:val=""/>
+      <w:lvlJc w:val="left"/>
+      <w:pPr>
+        <w:tabs>
+          <w:tab w:val="num" w:pos="3600"/>
+        </w:tabs>
+        <w:ind w:left="3600" w:hanging="360"/>
+      </w:pPr>
+      <w:rPr>
+        <w:rFonts w:ascii="Wingdings" w:hAnsi="Wingdings" w:hint="default"/>
+        <w:sz w:val="20"/>
+      </w:rPr>
+    </w:lvl>
+    <w:lvl w:ilvl="5" w:tentative="1">
+      <w:start w:val="1"/>
+      <w:numFmt w:val="bullet"/>
+      <w:lvlText w:val=""/>
+      <w:lvlJc w:val="left"/>
+      <w:pPr>
+        <w:tabs>
+          <w:tab w:val="num" w:pos="4320"/>
+        </w:tabs>
+        <w:ind w:left="4320" w:hanging="360"/>
+      </w:pPr>
+      <w:rPr>
+        <w:rFonts w:ascii="Wingdings" w:hAnsi="Wingdings" w:hint="default"/>
+        <w:sz w:val="20"/>
+      </w:rPr>
+    </w:lvl>
+    <w:lvl w:ilvl="6" w:tentative="1">
+      <w:start w:val="1"/>
+      <w:numFmt w:val="bullet"/>
+      <w:lvlText w:val=""/>
+      <w:lvlJc w:val="left"/>
+      <w:pPr>
+        <w:tabs>
+          <w:tab w:val="num" w:pos="5040"/>
+        </w:tabs>
+        <w:ind w:left="5040" w:hanging="360"/>
+      </w:pPr>
+      <w:rPr>
+        <w:rFonts w:ascii="Wingdings" w:hAnsi="Wingdings" w:hint="default"/>
+        <w:sz w:val="20"/>
+      </w:rPr>
+    </w:lvl>
+    <w:lvl w:ilvl="7" w:tentative="1">
+      <w:start w:val="1"/>
+      <w:numFmt w:val="bullet"/>
+      <w:lvlText w:val=""/>
+      <w:lvlJc w:val="left"/>
+      <w:pPr>
+        <w:tabs>
+          <w:tab w:val="num" w:pos="5760"/>
+        </w:tabs>
+        <w:ind w:left="5760" w:hanging="360"/>
+      </w:pPr>
+      <w:rPr>
+        <w:rFonts w:ascii="Wingdings" w:hAnsi="Wingdings" w:hint="default"/>
+        <w:sz w:val="20"/>
+      </w:rPr>
+    </w:lvl>
+    <w:lvl w:ilvl="8" w:tentative="1">
+      <w:start w:val="1"/>
+      <w:numFmt w:val="bullet"/>
+      <w:lvlText w:val=""/>
+      <w:lvlJc w:val="left"/>
+      <w:pPr>
+        <w:tabs>
+          <w:tab w:val="num" w:pos="6480"/>
+        </w:tabs>
+        <w:ind w:left="6480" w:hanging="360"/>
+      </w:pPr>
+      <w:rPr>
+        <w:rFonts w:ascii="Wingdings" w:hAnsi="Wingdings" w:hint="default"/>
+        <w:sz w:val="20"/>
+      </w:rPr>
+    </w:lvl>
+  </w:abstractNum>
+  <w:abstractNum w:abstractNumId="9" w15:restartNumberingAfterBreak="0">
+    <w:nsid w:val="5E5F3DD0"/>
+    <w:multiLevelType w:val="multilevel"/>
+    <w:tmpl w:val="481E399E"/>
+    <w:lvl w:ilvl="0">
+      <w:start w:val="1"/>
+      <w:numFmt w:val="bullet"/>
+      <w:lvlText w:val=""/>
+      <w:lvlJc w:val="left"/>
+      <w:pPr>
+        <w:tabs>
+          <w:tab w:val="num" w:pos="720"/>
+        </w:tabs>
+        <w:ind w:left="720" w:hanging="360"/>
+      </w:pPr>
+      <w:rPr>
+        <w:rFonts w:ascii="Symbol" w:hAnsi="Symbol" w:hint="default"/>
+        <w:sz w:val="20"/>
+      </w:rPr>
+    </w:lvl>
+    <w:lvl w:ilvl="1" w:tentative="1">
+      <w:start w:val="1"/>
+      <w:numFmt w:val="bullet"/>
+      <w:lvlText w:val="o"/>
+      <w:lvlJc w:val="left"/>
+      <w:pPr>
+        <w:tabs>
+          <w:tab w:val="num" w:pos="1440"/>
+        </w:tabs>
+        <w:ind w:left="1440" w:hanging="360"/>
+      </w:pPr>
+      <w:rPr>
+        <w:rFonts w:ascii="Courier New" w:hAnsi="Courier New" w:hint="default"/>
+        <w:sz w:val="20"/>
+      </w:rPr>
+    </w:lvl>
+    <w:lvl w:ilvl="2" w:tentative="1">
+      <w:start w:val="1"/>
+      <w:numFmt w:val="bullet"/>
+      <w:lvlText w:val=""/>
+      <w:lvlJc w:val="left"/>
+      <w:pPr>
+        <w:tabs>
+          <w:tab w:val="num" w:pos="2160"/>
+        </w:tabs>
+        <w:ind w:left="2160" w:hanging="360"/>
+      </w:pPr>
+      <w:rPr>
+        <w:rFonts w:ascii="Wingdings" w:hAnsi="Wingdings" w:hint="default"/>
+        <w:sz w:val="20"/>
+      </w:rPr>
+    </w:lvl>
+    <w:lvl w:ilvl="3" w:tentative="1">
+      <w:start w:val="1"/>
+      <w:numFmt w:val="bullet"/>
+      <w:lvlText w:val=""/>
+      <w:lvlJc w:val="left"/>
+      <w:pPr>
+        <w:tabs>
+          <w:tab w:val="num" w:pos="2880"/>
+        </w:tabs>
+        <w:ind w:left="2880" w:hanging="360"/>
+      </w:pPr>
+      <w:rPr>
+        <w:rFonts w:ascii="Wingdings" w:hAnsi="Wingdings" w:hint="default"/>
+        <w:sz w:val="20"/>
+      </w:rPr>
+    </w:lvl>
+    <w:lvl w:ilvl="4" w:tentative="1">
+      <w:start w:val="1"/>
+      <w:numFmt w:val="bullet"/>
+      <w:lvlText w:val=""/>
+      <w:lvlJc w:val="left"/>
+      <w:pPr>
+        <w:tabs>
+          <w:tab w:val="num" w:pos="3600"/>
+        </w:tabs>
+        <w:ind w:left="3600" w:hanging="360"/>
+      </w:pPr>
+      <w:rPr>
+        <w:rFonts w:ascii="Wingdings" w:hAnsi="Wingdings" w:hint="default"/>
+        <w:sz w:val="20"/>
+      </w:rPr>
+    </w:lvl>
+    <w:lvl w:ilvl="5" w:tentative="1">
+      <w:start w:val="1"/>
+      <w:numFmt w:val="bullet"/>
+      <w:lvlText w:val=""/>
+      <w:lvlJc w:val="left"/>
+      <w:pPr>
+        <w:tabs>
+          <w:tab w:val="num" w:pos="4320"/>
+        </w:tabs>
+        <w:ind w:left="4320" w:hanging="360"/>
+      </w:pPr>
+      <w:rPr>
+        <w:rFonts w:ascii="Wingdings" w:hAnsi="Wingdings" w:hint="default"/>
+        <w:sz w:val="20"/>
+      </w:rPr>
+    </w:lvl>
+    <w:lvl w:ilvl="6" w:tentative="1">
+      <w:start w:val="1"/>
+      <w:numFmt w:val="bullet"/>
+      <w:lvlText w:val=""/>
+      <w:lvlJc w:val="left"/>
+      <w:pPr>
+        <w:tabs>
+          <w:tab w:val="num" w:pos="5040"/>
+        </w:tabs>
+        <w:ind w:left="5040" w:hanging="360"/>
+      </w:pPr>
+      <w:rPr>
+        <w:rFonts w:ascii="Wingdings" w:hAnsi="Wingdings" w:hint="default"/>
+        <w:sz w:val="20"/>
+      </w:rPr>
+    </w:lvl>
+    <w:lvl w:ilvl="7" w:tentative="1">
+      <w:start w:val="1"/>
+      <w:numFmt w:val="bullet"/>
+      <w:lvlText w:val=""/>
+      <w:lvlJc w:val="left"/>
+      <w:pPr>
+        <w:tabs>
+          <w:tab w:val="num" w:pos="5760"/>
+        </w:tabs>
+        <w:ind w:left="5760" w:hanging="360"/>
+      </w:pPr>
+      <w:rPr>
+        <w:rFonts w:ascii="Wingdings" w:hAnsi="Wingdings" w:hint="default"/>
+        <w:sz w:val="20"/>
+      </w:rPr>
+    </w:lvl>
+    <w:lvl w:ilvl="8" w:tentative="1">
+      <w:start w:val="1"/>
+      <w:numFmt w:val="bullet"/>
+      <w:lvlText w:val=""/>
+      <w:lvlJc w:val="left"/>
+      <w:pPr>
+        <w:tabs>
+          <w:tab w:val="num" w:pos="6480"/>
+        </w:tabs>
+        <w:ind w:left="6480" w:hanging="360"/>
+      </w:pPr>
+      <w:rPr>
+        <w:rFonts w:ascii="Wingdings" w:hAnsi="Wingdings" w:hint="default"/>
+        <w:sz w:val="20"/>
+      </w:rPr>
+    </w:lvl>
+  </w:abstractNum>
+  <w:abstractNum w:abstractNumId="10" w15:restartNumberingAfterBreak="0">
+    <w:nsid w:val="6D407854"/>
+    <w:multiLevelType w:val="multilevel"/>
+    <w:tmpl w:val="F81E6030"/>
+    <w:lvl w:ilvl="0">
+      <w:start w:val="1"/>
+      <w:numFmt w:val="bullet"/>
+      <w:lvlText w:val=""/>
+      <w:lvlJc w:val="left"/>
+      <w:pPr>
+        <w:tabs>
+          <w:tab w:val="num" w:pos="720"/>
+        </w:tabs>
+        <w:ind w:left="720" w:hanging="360"/>
+      </w:pPr>
+      <w:rPr>
+        <w:rFonts w:ascii="Symbol" w:hAnsi="Symbol" w:hint="default"/>
+        <w:sz w:val="20"/>
+      </w:rPr>
+    </w:lvl>
+    <w:lvl w:ilvl="1" w:tentative="1">
+      <w:start w:val="1"/>
+      <w:numFmt w:val="bullet"/>
+      <w:lvlText w:val="o"/>
+      <w:lvlJc w:val="left"/>
+      <w:pPr>
+        <w:tabs>
+          <w:tab w:val="num" w:pos="1440"/>
+        </w:tabs>
+        <w:ind w:left="1440" w:hanging="360"/>
+      </w:pPr>
+      <w:rPr>
+        <w:rFonts w:ascii="Courier New" w:hAnsi="Courier New" w:hint="default"/>
+        <w:sz w:val="20"/>
+      </w:rPr>
+    </w:lvl>
+    <w:lvl w:ilvl="2" w:tentative="1">
+      <w:start w:val="1"/>
+      <w:numFmt w:val="bullet"/>
+      <w:lvlText w:val=""/>
+      <w:lvlJc w:val="left"/>
+      <w:pPr>
+        <w:tabs>
+          <w:tab w:val="num" w:pos="2160"/>
+        </w:tabs>
+        <w:ind w:left="2160" w:hanging="360"/>
+      </w:pPr>
+      <w:rPr>
+        <w:rFonts w:ascii="Wingdings" w:hAnsi="Wingdings" w:hint="default"/>
+        <w:sz w:val="20"/>
+      </w:rPr>
+    </w:lvl>
+    <w:lvl w:ilvl="3" w:tentative="1">
+      <w:start w:val="1"/>
+      <w:numFmt w:val="bullet"/>
+      <w:lvlText w:val=""/>
+      <w:lvlJc w:val="left"/>
+      <w:pPr>
+        <w:tabs>
+          <w:tab w:val="num" w:pos="2880"/>
+        </w:tabs>
+        <w:ind w:left="2880" w:hanging="360"/>
+      </w:pPr>
+      <w:rPr>
+        <w:rFonts w:ascii="Wingdings" w:hAnsi="Wingdings" w:hint="default"/>
+        <w:sz w:val="20"/>
+      </w:rPr>
+    </w:lvl>
+    <w:lvl w:ilvl="4" w:tentative="1">
+      <w:start w:val="1"/>
+      <w:numFmt w:val="bullet"/>
+      <w:lvlText w:val=""/>
+      <w:lvlJc w:val="left"/>
+      <w:pPr>
+        <w:tabs>
+          <w:tab w:val="num" w:pos="3600"/>
+        </w:tabs>
+        <w:ind w:left="3600" w:hanging="360"/>
+      </w:pPr>
+      <w:rPr>
+        <w:rFonts w:ascii="Wingdings" w:hAnsi="Wingdings" w:hint="default"/>
+        <w:sz w:val="20"/>
+      </w:rPr>
+    </w:lvl>
+    <w:lvl w:ilvl="5" w:tentative="1">
+      <w:start w:val="1"/>
+      <w:numFmt w:val="bullet"/>
+      <w:lvlText w:val=""/>
+      <w:lvlJc w:val="left"/>
+      <w:pPr>
+        <w:tabs>
+          <w:tab w:val="num" w:pos="4320"/>
+        </w:tabs>
+        <w:ind w:left="4320" w:hanging="360"/>
+      </w:pPr>
+      <w:rPr>
+        <w:rFonts w:ascii="Wingdings" w:hAnsi="Wingdings" w:hint="default"/>
+        <w:sz w:val="20"/>
+      </w:rPr>
+    </w:lvl>
+    <w:lvl w:ilvl="6" w:tentative="1">
+      <w:start w:val="1"/>
+      <w:numFmt w:val="bullet"/>
+      <w:lvlText w:val=""/>
+      <w:lvlJc w:val="left"/>
+      <w:pPr>
+        <w:tabs>
+          <w:tab w:val="num" w:pos="5040"/>
+        </w:tabs>
+        <w:ind w:left="5040" w:hanging="360"/>
+      </w:pPr>
+      <w:rPr>
+        <w:rFonts w:ascii="Wingdings" w:hAnsi="Wingdings" w:hint="default"/>
+        <w:sz w:val="20"/>
+      </w:rPr>
+    </w:lvl>
+    <w:lvl w:ilvl="7" w:tentative="1">
+      <w:start w:val="1"/>
+      <w:numFmt w:val="bullet"/>
+      <w:lvlText w:val=""/>
+      <w:lvlJc w:val="left"/>
+      <w:pPr>
+        <w:tabs>
+          <w:tab w:val="num" w:pos="5760"/>
+        </w:tabs>
+        <w:ind w:left="5760" w:hanging="360"/>
+      </w:pPr>
+      <w:rPr>
+        <w:rFonts w:ascii="Wingdings" w:hAnsi="Wingdings" w:hint="default"/>
+        <w:sz w:val="20"/>
+      </w:rPr>
+    </w:lvl>
+    <w:lvl w:ilvl="8" w:tentative="1">
+      <w:start w:val="1"/>
+      <w:numFmt w:val="bullet"/>
+      <w:lvlText w:val=""/>
+      <w:lvlJc w:val="left"/>
+      <w:pPr>
+        <w:tabs>
+          <w:tab w:val="num" w:pos="6480"/>
+        </w:tabs>
+        <w:ind w:left="6480" w:hanging="360"/>
+      </w:pPr>
+      <w:rPr>
+        <w:rFonts w:ascii="Wingdings" w:hAnsi="Wingdings" w:hint="default"/>
+        <w:sz w:val="20"/>
+      </w:rPr>
+    </w:lvl>
+  </w:abstractNum>
+  <w:abstractNum w:abstractNumId="11" w15:restartNumberingAfterBreak="0">
     <w:nsid w:val="70412AA8"/>
     <w:multiLevelType w:val="multilevel"/>
     <w:tmpl w:val="36027662"/>
@@ -1940,7 +5194,156 @@
       </w:rPr>
     </w:lvl>
   </w:abstractNum>
-  <w:abstractNum w:abstractNumId="4" w15:restartNumberingAfterBreak="0">
+  <w:abstractNum w:abstractNumId="12" w15:restartNumberingAfterBreak="0">
+    <w:nsid w:val="71C846CC"/>
+    <w:multiLevelType w:val="multilevel"/>
+    <w:tmpl w:val="97028E58"/>
+    <w:lvl w:ilvl="0">
+      <w:start w:val="1"/>
+      <w:numFmt w:val="bullet"/>
+      <w:lvlText w:val=""/>
+      <w:lvlJc w:val="left"/>
+      <w:pPr>
+        <w:tabs>
+          <w:tab w:val="num" w:pos="720"/>
+        </w:tabs>
+        <w:ind w:left="720" w:hanging="360"/>
+      </w:pPr>
+      <w:rPr>
+        <w:rFonts w:ascii="Symbol" w:hAnsi="Symbol" w:hint="default"/>
+        <w:sz w:val="20"/>
+      </w:rPr>
+    </w:lvl>
+    <w:lvl w:ilvl="1" w:tentative="1">
+      <w:start w:val="1"/>
+      <w:numFmt w:val="bullet"/>
+      <w:lvlText w:val="o"/>
+      <w:lvlJc w:val="left"/>
+      <w:pPr>
+        <w:tabs>
+          <w:tab w:val="num" w:pos="1440"/>
+        </w:tabs>
+        <w:ind w:left="1440" w:hanging="360"/>
+      </w:pPr>
+      <w:rPr>
+        <w:rFonts w:ascii="Courier New" w:hAnsi="Courier New" w:hint="default"/>
+        <w:sz w:val="20"/>
+      </w:rPr>
+    </w:lvl>
+    <w:lvl w:ilvl="2" w:tentative="1">
+      <w:start w:val="1"/>
+      <w:numFmt w:val="bullet"/>
+      <w:lvlText w:val=""/>
+      <w:lvlJc w:val="left"/>
+      <w:pPr>
+        <w:tabs>
+          <w:tab w:val="num" w:pos="2160"/>
+        </w:tabs>
+        <w:ind w:left="2160" w:hanging="360"/>
+      </w:pPr>
+      <w:rPr>
+        <w:rFonts w:ascii="Wingdings" w:hAnsi="Wingdings" w:hint="default"/>
+        <w:sz w:val="20"/>
+      </w:rPr>
+    </w:lvl>
+    <w:lvl w:ilvl="3" w:tentative="1">
+      <w:start w:val="1"/>
+      <w:numFmt w:val="bullet"/>
+      <w:lvlText w:val=""/>
+      <w:lvlJc w:val="left"/>
+      <w:pPr>
+        <w:tabs>
+          <w:tab w:val="num" w:pos="2880"/>
+        </w:tabs>
+        <w:ind w:left="2880" w:hanging="360"/>
+      </w:pPr>
+      <w:rPr>
+        <w:rFonts w:ascii="Wingdings" w:hAnsi="Wingdings" w:hint="default"/>
+        <w:sz w:val="20"/>
+      </w:rPr>
+    </w:lvl>
+    <w:lvl w:ilvl="4" w:tentative="1">
+      <w:start w:val="1"/>
+      <w:numFmt w:val="bullet"/>
+      <w:lvlText w:val=""/>
+      <w:lvlJc w:val="left"/>
+      <w:pPr>
+        <w:tabs>
+          <w:tab w:val="num" w:pos="3600"/>
+        </w:tabs>
+        <w:ind w:left="3600" w:hanging="360"/>
+      </w:pPr>
+      <w:rPr>
+        <w:rFonts w:ascii="Wingdings" w:hAnsi="Wingdings" w:hint="default"/>
+        <w:sz w:val="20"/>
+      </w:rPr>
+    </w:lvl>
+    <w:lvl w:ilvl="5" w:tentative="1">
+      <w:start w:val="1"/>
+      <w:numFmt w:val="bullet"/>
+      <w:lvlText w:val=""/>
+      <w:lvlJc w:val="left"/>
+      <w:pPr>
+        <w:tabs>
+          <w:tab w:val="num" w:pos="4320"/>
+        </w:tabs>
+        <w:ind w:left="4320" w:hanging="360"/>
+      </w:pPr>
+      <w:rPr>
+        <w:rFonts w:ascii="Wingdings" w:hAnsi="Wingdings" w:hint="default"/>
+        <w:sz w:val="20"/>
+      </w:rPr>
+    </w:lvl>
+    <w:lvl w:ilvl="6" w:tentative="1">
+      <w:start w:val="1"/>
+      <w:numFmt w:val="bullet"/>
+      <w:lvlText w:val=""/>
+      <w:lvlJc w:val="left"/>
+      <w:pPr>
+        <w:tabs>
+          <w:tab w:val="num" w:pos="5040"/>
+        </w:tabs>
+        <w:ind w:left="5040" w:hanging="360"/>
+      </w:pPr>
+      <w:rPr>
+        <w:rFonts w:ascii="Wingdings" w:hAnsi="Wingdings" w:hint="default"/>
+        <w:sz w:val="20"/>
+      </w:rPr>
+    </w:lvl>
+    <w:lvl w:ilvl="7" w:tentative="1">
+      <w:start w:val="1"/>
+      <w:numFmt w:val="bullet"/>
+      <w:lvlText w:val=""/>
+      <w:lvlJc w:val="left"/>
+      <w:pPr>
+        <w:tabs>
+          <w:tab w:val="num" w:pos="5760"/>
+        </w:tabs>
+        <w:ind w:left="5760" w:hanging="360"/>
+      </w:pPr>
+      <w:rPr>
+        <w:rFonts w:ascii="Wingdings" w:hAnsi="Wingdings" w:hint="default"/>
+        <w:sz w:val="20"/>
+      </w:rPr>
+    </w:lvl>
+    <w:lvl w:ilvl="8" w:tentative="1">
+      <w:start w:val="1"/>
+      <w:numFmt w:val="bullet"/>
+      <w:lvlText w:val=""/>
+      <w:lvlJc w:val="left"/>
+      <w:pPr>
+        <w:tabs>
+          <w:tab w:val="num" w:pos="6480"/>
+        </w:tabs>
+        <w:ind w:left="6480" w:hanging="360"/>
+      </w:pPr>
+      <w:rPr>
+        <w:rFonts w:ascii="Wingdings" w:hAnsi="Wingdings" w:hint="default"/>
+        <w:sz w:val="20"/>
+      </w:rPr>
+    </w:lvl>
+  </w:abstractNum>
+  <w:abstractNum w:abstractNumId="13" w15:restartNumberingAfterBreak="0">
     <w:nsid w:val="730C531B"/>
     <w:multiLevelType w:val="multilevel"/>
     <w:tmpl w:val="D9F05F60"/>
@@ -2090,19 +5493,46 @@
     </w:lvl>
   </w:abstractNum>
   <w:num w:numId="1" w16cid:durableId="426581465">
+    <w:abstractNumId w:val="6"/>
+  </w:num>
+  <w:num w:numId="2" w16cid:durableId="662045072">
+    <w:abstractNumId w:val="4"/>
+  </w:num>
+  <w:num w:numId="3" w16cid:durableId="1816214888">
+    <w:abstractNumId w:val="5"/>
+  </w:num>
+  <w:num w:numId="4" w16cid:durableId="2076974389">
+    <w:abstractNumId w:val="11"/>
+  </w:num>
+  <w:num w:numId="5" w16cid:durableId="1001785261">
+    <w:abstractNumId w:val="13"/>
+  </w:num>
+  <w:num w:numId="6" w16cid:durableId="1643651640">
+    <w:abstractNumId w:val="9"/>
+  </w:num>
+  <w:num w:numId="7" w16cid:durableId="677149675">
+    <w:abstractNumId w:val="12"/>
+  </w:num>
+  <w:num w:numId="8" w16cid:durableId="37821920">
+    <w:abstractNumId w:val="3"/>
+  </w:num>
+  <w:num w:numId="9" w16cid:durableId="955797235">
+    <w:abstractNumId w:val="7"/>
+  </w:num>
+  <w:num w:numId="10" w16cid:durableId="1731146481">
+    <w:abstractNumId w:val="0"/>
+  </w:num>
+  <w:num w:numId="11" w16cid:durableId="702707820">
+    <w:abstractNumId w:val="8"/>
+  </w:num>
+  <w:num w:numId="12" w16cid:durableId="97994348">
     <w:abstractNumId w:val="2"/>
   </w:num>
-  <w:num w:numId="2" w16cid:durableId="662045072">
-    <w:abstractNumId w:val="0"/>
+  <w:num w:numId="13" w16cid:durableId="1299341945">
+    <w:abstractNumId w:val="10"/>
   </w:num>
-  <w:num w:numId="3" w16cid:durableId="1816214888">
+  <w:num w:numId="14" w16cid:durableId="696736408">
     <w:abstractNumId w:val="1"/>
-  </w:num>
-  <w:num w:numId="4" w16cid:durableId="2076974389">
-    <w:abstractNumId w:val="3"/>
-  </w:num>
-  <w:num w:numId="5" w16cid:durableId="1001785261">
-    <w:abstractNumId w:val="4"/>
   </w:num>
 </w:numbering>
 </file>
@@ -2557,7 +5987,6 @@
     <w:next w:val="Normal"/>
     <w:link w:val="Heading3Char"/>
     <w:uiPriority w:val="9"/>
-    <w:semiHidden/>
     <w:unhideWhenUsed/>
     <w:qFormat/>
     <w:rsid w:val="00197BA7"/>
@@ -2764,7 +6193,6 @@
     <w:basedOn w:val="DefaultParagraphFont"/>
     <w:link w:val="Heading3"/>
     <w:uiPriority w:val="9"/>
-    <w:semiHidden/>
     <w:rsid w:val="00197BA7"/>
     <w:rPr>
       <w:rFonts w:eastAsiaTheme="majorEastAsia" w:cstheme="majorBidi"/>
@@ -3058,6 +6486,25 @@
       <w:b/>
       <w:bCs/>
     </w:rPr>
+  </w:style>
+  <w:style w:type="table" w:styleId="TableGrid">
+    <w:name w:val="Table Grid"/>
+    <w:basedOn w:val="TableNormal"/>
+    <w:uiPriority w:val="39"/>
+    <w:rsid w:val="00237D6F"/>
+    <w:pPr>
+      <w:spacing w:after="0" w:line="240" w:lineRule="auto"/>
+    </w:pPr>
+    <w:tblPr>
+      <w:tblBorders>
+        <w:top w:val="single" w:sz="4" w:space="0" w:color="auto"/>
+        <w:left w:val="single" w:sz="4" w:space="0" w:color="auto"/>
+        <w:bottom w:val="single" w:sz="4" w:space="0" w:color="auto"/>
+        <w:right w:val="single" w:sz="4" w:space="0" w:color="auto"/>
+        <w:insideH w:val="single" w:sz="4" w:space="0" w:color="auto"/>
+        <w:insideV w:val="single" w:sz="4" w:space="0" w:color="auto"/>
+      </w:tblBorders>
+    </w:tblPr>
   </w:style>
 </w:styles>
 </file>

--- a/Reliable Rocket Engines.docx
+++ b/Reliable Rocket Engines.docx
@@ -1363,13 +1363,7 @@
         <w:rPr>
           <w:rFonts w:ascii="Arial" w:hAnsi="Arial" w:cs="Arial"/>
         </w:rPr>
-        <w:t>C</w:t>
-      </w:r>
-      <w:r>
-        <w:rPr>
-          <w:rFonts w:ascii="Arial" w:hAnsi="Arial" w:cs="Arial"/>
-        </w:rPr>
-        <w:t>opilot, I want you to recall the previous conversation about explosion in space. If ISS has gas leakage, whatever reason there is a fire, will the whole ISS explode. Also, if it is a spacecraft if the engine has gas leakage, will the spacecraft explode?</w:t>
+        <w:t>Copilot, I want you to recall the previous conversation about explosion in space. If ISS has gas leakage, whatever reason there is a fire, will the whole ISS explode. Also, if it is a spacecraft if the engine has gas leakage, will the spacecraft explode?</w:t>
       </w:r>
     </w:p>
     <w:p>
@@ -3122,13 +3116,7 @@
               <w:rPr>
                 <w:rFonts w:ascii="Arial" w:hAnsi="Arial" w:cs="Arial"/>
               </w:rPr>
-              <w:t>I</w:t>
-            </w:r>
-            <w:r>
-              <w:rPr>
-                <w:rFonts w:ascii="Arial" w:hAnsi="Arial" w:cs="Arial"/>
-              </w:rPr>
-              <w:t>mpossible</w:t>
+              <w:t>Impossible</w:t>
             </w:r>
           </w:p>
         </w:tc>
@@ -3309,13 +3297,7 @@
               <w:rPr>
                 <w:rFonts w:ascii="Arial" w:hAnsi="Arial" w:cs="Arial"/>
               </w:rPr>
-              <w:t>T</w:t>
-            </w:r>
-            <w:r>
-              <w:rPr>
-                <w:rFonts w:ascii="Arial" w:hAnsi="Arial" w:cs="Arial"/>
-              </w:rPr>
-              <w:t>ank rupture possible</w:t>
+              <w:t>Tank rupture possible</w:t>
             </w:r>
           </w:p>
         </w:tc>
@@ -3355,12 +3337,53 @@
     <w:p>
       <w:pPr>
         <w:spacing w:before="100" w:beforeAutospacing="1" w:after="100" w:afterAutospacing="1" w:line="240" w:lineRule="auto"/>
-        <w:rPr>
-          <w:rFonts w:ascii="Arial" w:eastAsia="Times New Roman" w:hAnsi="Arial" w:cs="Arial"/>
-          <w:kern w:val="0"/>
-          <w14:ligatures w14:val="none"/>
-        </w:rPr>
-      </w:pPr>
+        <w:jc w:val="both"/>
+        <w:rPr>
+          <w:rFonts w:ascii="Arial" w:eastAsia="Times New Roman" w:hAnsi="Arial" w:cs="Arial"/>
+          <w:kern w:val="0"/>
+          <w14:ligatures w14:val="none"/>
+        </w:rPr>
+      </w:pPr>
+      <w:r>
+        <w:rPr>
+          <w:rFonts w:ascii="Arial" w:eastAsia="Times New Roman" w:hAnsi="Arial" w:cs="Arial"/>
+          <w:kern w:val="0"/>
+          <w14:ligatures w14:val="none"/>
+        </w:rPr>
+        <w:t xml:space="preserve">Now you have a clear knowledge that in a vacuum state, engines will not blow off or causes explosion. Still engine, tanks rupture occurs. But as said, if there no explosion, I am pretty sure, you have enough time to </w:t>
+      </w:r>
+      <w:r>
+        <w:rPr>
+          <w:rFonts w:ascii="Arial" w:eastAsia="Times New Roman" w:hAnsi="Arial" w:cs="Arial"/>
+          <w:kern w:val="0"/>
+          <w14:ligatures w14:val="none"/>
+        </w:rPr>
+        <w:t>carry out</w:t>
+      </w:r>
+      <w:r>
+        <w:rPr>
+          <w:rFonts w:ascii="Arial" w:eastAsia="Times New Roman" w:hAnsi="Arial" w:cs="Arial"/>
+          <w:kern w:val="0"/>
+          <w14:ligatures w14:val="none"/>
+        </w:rPr>
+        <w:t xml:space="preserve"> a</w:t>
+      </w:r>
+      <w:r>
+        <w:rPr>
+          <w:rFonts w:ascii="Arial" w:eastAsia="Times New Roman" w:hAnsi="Arial" w:cs="Arial"/>
+          <w:kern w:val="0"/>
+          <w14:ligatures w14:val="none"/>
+        </w:rPr>
+        <w:t>n</w:t>
+      </w:r>
+      <w:r>
+        <w:rPr>
+          <w:rFonts w:ascii="Arial" w:eastAsia="Times New Roman" w:hAnsi="Arial" w:cs="Arial"/>
+          <w:kern w:val="0"/>
+          <w14:ligatures w14:val="none"/>
+        </w:rPr>
+        <w:t xml:space="preserve"> evacuation procedure to save yourself. </w:t>
+      </w:r>
     </w:p>
     <w:p>
       <w:pPr>
